--- a/public/Lease_agreement_SAMPLE.docx
+++ b/public/Lease_agreement_SAMPLE.docx
@@ -2151,42 +2151,1182 @@
         </w:rPr>
         <w:t>Deposit</w:t>
       </w:r>
+      <w:r>
+        <w:rPr>
+          <w:b/>
+          <w:bCs/>
+          <w:color w:val="17365D"/>
+          <w:sz w:val="40"/>
+          <w:szCs w:val="40"/>
+        </w:rPr>
+        <w:t>}} THB baht, equivalent to 2 months' rent.</w:t>
+      </w:r>
+    </w:p>
+    <w:p>
+      <w:pPr>
+        <w:pStyle w:val="18"/>
+        <w:rPr>
+          <w:b/>
+          <w:bCs/>
+          <w:color w:val="17365D"/>
+          <w:sz w:val="40"/>
+          <w:szCs w:val="40"/>
+        </w:rPr>
+      </w:pPr>
+      <w:r>
+        <w:rPr>
+          <w:b/>
+          <w:bCs/>
+          <w:color w:val="17365D"/>
+          <w:sz w:val="40"/>
+          <w:szCs w:val="40"/>
+        </w:rPr>
+        <w:t>This deposit will be returned to the tenant within 30 days after the lease agreement expires and the tenant moves out, after deducting {{</w:t>
+      </w:r>
+      <w:r>
+        <w:rPr>
+          <w:rFonts w:hint="eastAsia"/>
+          <w:b/>
+          <w:bCs/>
+          <w:color w:val="17365D"/>
+          <w:sz w:val="40"/>
+          <w:szCs w:val="40"/>
+          <w:lang w:val="en-US" w:eastAsia="zh-CN"/>
+        </w:rPr>
+        <w:t>CleaningFee</w:t>
+      </w:r>
+      <w:r>
+        <w:rPr>
+          <w:b/>
+          <w:bCs/>
+          <w:color w:val="17365D"/>
+          <w:sz w:val="40"/>
+          <w:szCs w:val="40"/>
+        </w:rPr>
+        <w:t>}} THB baht room cleaning fee and {{</w:t>
+      </w:r>
+      <w:r>
+        <w:rPr>
+          <w:rFonts w:hint="eastAsia"/>
+          <w:b/>
+          <w:bCs/>
+          <w:color w:val="17365D"/>
+          <w:sz w:val="40"/>
+          <w:szCs w:val="40"/>
+          <w:lang w:val="en-US" w:eastAsia="zh-CN"/>
+        </w:rPr>
+        <w:t>ACFee</w:t>
+      </w:r>
+      <w:r>
+        <w:rPr>
+          <w:b/>
+          <w:bCs/>
+          <w:color w:val="17365D"/>
+          <w:sz w:val="40"/>
+          <w:szCs w:val="40"/>
+        </w:rPr>
+        <w:t>}} THB baht air cleaning fee as well as any other outstanding damages or debts.</w:t>
+      </w:r>
+    </w:p>
+    <w:p>
+      <w:pPr>
+        <w:pStyle w:val="18"/>
+        <w:rPr>
+          <w:b/>
+          <w:bCs/>
+          <w:color w:val="17365D"/>
+          <w:sz w:val="40"/>
+          <w:szCs w:val="40"/>
+        </w:rPr>
+      </w:pPr>
+      <w:r>
+        <w:rPr>
+          <w:rFonts w:ascii="Arial Unicode MS" w:hAnsi="Arial Unicode MS" w:eastAsia="Arial Unicode MS" w:cs="Arial Unicode MS"/>
+          <w:b/>
+          <w:bCs/>
+          <w:color w:val="17365D"/>
+          <w:sz w:val="40"/>
+          <w:szCs w:val="40"/>
+          <w:cs/>
+          <w:lang w:val="th-TH" w:bidi="th-TH"/>
+        </w:rPr>
+        <w:t xml:space="preserve">ผู้ให้เช่าจะเรียกเก็บเงินประกันความเสียหายจำนวน </w:t>
+      </w:r>
+      <w:r>
+        <w:rPr>
+          <w:rFonts w:ascii="Arial Unicode MS" w:hAnsi="Arial Unicode MS" w:eastAsia="Arial Unicode MS" w:cs="Arial Unicode MS"/>
+          <w:b/>
+          <w:bCs/>
+          <w:color w:val="17365D"/>
+          <w:sz w:val="40"/>
+          <w:szCs w:val="40"/>
+        </w:rPr>
+        <w:t>{{</w:t>
+      </w:r>
+      <w:r>
+        <w:rPr>
+          <w:rFonts w:hint="eastAsia" w:ascii="Arial Unicode MS" w:hAnsi="Arial Unicode MS" w:eastAsia="Arial Unicode MS" w:cs="Arial Unicode MS"/>
+          <w:b/>
+          <w:bCs/>
+          <w:color w:val="17365D"/>
+          <w:sz w:val="40"/>
+          <w:szCs w:val="40"/>
+          <w:lang w:val="en-US" w:eastAsia="zh-CN"/>
+        </w:rPr>
+        <w:t>Deposit</w:t>
+      </w:r>
+      <w:r>
+        <w:rPr>
+          <w:rFonts w:ascii="Arial Unicode MS" w:hAnsi="Arial Unicode MS" w:eastAsia="Arial Unicode MS" w:cs="Arial Unicode MS"/>
+          <w:b/>
+          <w:bCs/>
+          <w:color w:val="17365D"/>
+          <w:sz w:val="40"/>
+          <w:szCs w:val="40"/>
+        </w:rPr>
+        <w:t xml:space="preserve">}} </w:t>
+      </w:r>
+      <w:r>
+        <w:rPr>
+          <w:rFonts w:ascii="Arial Unicode MS" w:hAnsi="Arial Unicode MS" w:eastAsia="Arial Unicode MS" w:cs="Arial Unicode MS"/>
+          <w:b/>
+          <w:bCs/>
+          <w:color w:val="17365D"/>
+          <w:sz w:val="40"/>
+          <w:szCs w:val="40"/>
+          <w:cs/>
+          <w:lang w:val="th-TH" w:bidi="th-TH"/>
+        </w:rPr>
+        <w:t xml:space="preserve">บาท </w:t>
+      </w:r>
+      <w:r>
+        <w:rPr>
+          <w:rFonts w:ascii="Arial Unicode MS" w:hAnsi="Arial Unicode MS" w:eastAsia="Arial Unicode MS" w:cs="Arial Unicode MS"/>
+          <w:b/>
+          <w:bCs/>
+          <w:color w:val="17365D"/>
+          <w:sz w:val="40"/>
+          <w:szCs w:val="40"/>
+        </w:rPr>
+        <w:t>(</w:t>
+      </w:r>
+      <w:r>
+        <w:rPr>
+          <w:rFonts w:ascii="Arial Unicode MS" w:hAnsi="Arial Unicode MS" w:eastAsia="Arial Unicode MS" w:cs="Arial Unicode MS"/>
+          <w:b/>
+          <w:bCs/>
+          <w:color w:val="17365D"/>
+          <w:sz w:val="40"/>
+          <w:szCs w:val="40"/>
+          <w:cs/>
+          <w:lang w:val="th-TH" w:bidi="th-TH"/>
+        </w:rPr>
+        <w:t xml:space="preserve">เทียบเท่าค่าเช่า </w:t>
+      </w:r>
+      <w:r>
+        <w:rPr>
+          <w:rFonts w:ascii="Arial Unicode MS" w:hAnsi="Arial Unicode MS" w:eastAsia="Arial Unicode MS" w:cs="Arial Unicode MS"/>
+          <w:b/>
+          <w:bCs/>
+          <w:color w:val="17365D"/>
+          <w:sz w:val="40"/>
+          <w:szCs w:val="40"/>
+        </w:rPr>
+        <w:t xml:space="preserve">2 </w:t>
+      </w:r>
+      <w:r>
+        <w:rPr>
+          <w:rFonts w:ascii="Arial Unicode MS" w:hAnsi="Arial Unicode MS" w:eastAsia="Arial Unicode MS" w:cs="Arial Unicode MS"/>
+          <w:b/>
+          <w:bCs/>
+          <w:color w:val="17365D"/>
+          <w:sz w:val="40"/>
+          <w:szCs w:val="40"/>
+          <w:cs/>
+          <w:lang w:val="th-TH" w:bidi="th-TH"/>
+        </w:rPr>
+        <w:t>เดือน</w:t>
+      </w:r>
+      <w:r>
+        <w:rPr>
+          <w:rFonts w:ascii="Arial Unicode MS" w:hAnsi="Arial Unicode MS" w:eastAsia="Arial Unicode MS" w:cs="Arial Unicode MS"/>
+          <w:b/>
+          <w:bCs/>
+          <w:color w:val="17365D"/>
+          <w:sz w:val="40"/>
+          <w:szCs w:val="40"/>
+        </w:rPr>
+        <w:t>)</w:t>
+      </w:r>
+    </w:p>
+    <w:p>
+      <w:pPr>
+        <w:pStyle w:val="18"/>
+        <w:rPr>
+          <w:rFonts w:ascii="Arial Unicode MS" w:hAnsi="Arial Unicode MS" w:eastAsia="Arial Unicode MS" w:cs="Arial Unicode MS"/>
+          <w:b/>
+          <w:bCs/>
+          <w:color w:val="17365D"/>
+          <w:sz w:val="40"/>
+          <w:szCs w:val="40"/>
+          <w:lang w:eastAsia="zh-CN"/>
+        </w:rPr>
+      </w:pPr>
+      <w:r>
+        <w:rPr>
+          <w:rFonts w:ascii="Arial Unicode MS" w:hAnsi="Arial Unicode MS" w:eastAsia="Arial Unicode MS" w:cs="Arial Unicode MS"/>
+          <w:b/>
+          <w:bCs/>
+          <w:color w:val="17365D"/>
+          <w:sz w:val="40"/>
+          <w:szCs w:val="40"/>
+          <w:cs/>
+          <w:lang w:val="th-TH" w:bidi="th-TH"/>
+        </w:rPr>
+        <w:t xml:space="preserve">เงินประกันนี้จะคืนให้แก่ผู้เช่าภายใน </w:t>
+      </w:r>
+      <w:r>
+        <w:rPr>
+          <w:rFonts w:ascii="Arial Unicode MS" w:hAnsi="Arial Unicode MS" w:eastAsia="Arial Unicode MS" w:cs="Arial Unicode MS"/>
+          <w:b/>
+          <w:bCs/>
+          <w:color w:val="17365D"/>
+          <w:sz w:val="40"/>
+          <w:szCs w:val="40"/>
+        </w:rPr>
+        <w:t xml:space="preserve">30 </w:t>
+      </w:r>
+      <w:r>
+        <w:rPr>
+          <w:rFonts w:ascii="Arial Unicode MS" w:hAnsi="Arial Unicode MS" w:eastAsia="Arial Unicode MS" w:cs="Arial Unicode MS"/>
+          <w:b/>
+          <w:bCs/>
+          <w:color w:val="17365D"/>
+          <w:sz w:val="40"/>
+          <w:szCs w:val="40"/>
+          <w:cs/>
+          <w:lang w:val="th-TH" w:bidi="th-TH"/>
+        </w:rPr>
+        <w:t xml:space="preserve">วันหลังจากสัญญาเช่าสิ้นสุดและผู้เช่าย้ายออก โดยจะหักค่าทำความสะอาดห้องจำนวน </w:t>
+      </w:r>
+      <w:r>
+        <w:rPr>
+          <w:rFonts w:ascii="Arial Unicode MS" w:hAnsi="Arial Unicode MS" w:eastAsia="Arial Unicode MS" w:cs="Arial Unicode MS"/>
+          <w:b/>
+          <w:bCs/>
+          <w:color w:val="17365D"/>
+          <w:sz w:val="40"/>
+          <w:szCs w:val="40"/>
+        </w:rPr>
+        <w:t>{{</w:t>
+      </w:r>
+      <w:r>
+        <w:rPr>
+          <w:rFonts w:hint="eastAsia" w:ascii="Arial Unicode MS" w:hAnsi="Arial Unicode MS" w:eastAsia="Arial Unicode MS" w:cs="Arial Unicode MS"/>
+          <w:b/>
+          <w:bCs/>
+          <w:color w:val="17365D"/>
+          <w:sz w:val="40"/>
+          <w:szCs w:val="40"/>
+          <w:lang w:val="en-US" w:eastAsia="zh-CN"/>
+        </w:rPr>
+        <w:t>CleaningFee</w:t>
+      </w:r>
+      <w:r>
+        <w:rPr>
+          <w:rFonts w:ascii="Arial Unicode MS" w:hAnsi="Arial Unicode MS" w:eastAsia="Arial Unicode MS" w:cs="Arial Unicode MS"/>
+          <w:b/>
+          <w:bCs/>
+          <w:color w:val="17365D"/>
+          <w:sz w:val="40"/>
+          <w:szCs w:val="40"/>
+        </w:rPr>
+        <w:t xml:space="preserve">}} </w:t>
+      </w:r>
+      <w:r>
+        <w:rPr>
+          <w:rFonts w:ascii="Arial Unicode MS" w:hAnsi="Arial Unicode MS" w:eastAsia="Arial Unicode MS" w:cs="Arial Unicode MS"/>
+          <w:b/>
+          <w:bCs/>
+          <w:color w:val="17365D"/>
+          <w:sz w:val="40"/>
+          <w:szCs w:val="40"/>
+          <w:cs/>
+          <w:lang w:val="th-TH" w:bidi="th-TH"/>
+        </w:rPr>
+        <w:t xml:space="preserve">บาท และค่าล้างเครื่องปรับอากาศจำนวน </w:t>
+      </w:r>
+      <w:r>
+        <w:rPr>
+          <w:rFonts w:ascii="Arial Unicode MS" w:hAnsi="Arial Unicode MS" w:eastAsia="Arial Unicode MS" w:cs="Arial Unicode MS"/>
+          <w:b/>
+          <w:bCs/>
+          <w:color w:val="17365D"/>
+          <w:sz w:val="40"/>
+          <w:szCs w:val="40"/>
+        </w:rPr>
+        <w:t>{{</w:t>
+      </w:r>
+      <w:r>
+        <w:rPr>
+          <w:rFonts w:hint="eastAsia" w:ascii="Arial Unicode MS" w:hAnsi="Arial Unicode MS" w:eastAsia="Arial Unicode MS" w:cs="Arial Unicode MS"/>
+          <w:b/>
+          <w:bCs/>
+          <w:color w:val="17365D"/>
+          <w:sz w:val="40"/>
+          <w:szCs w:val="40"/>
+          <w:lang w:val="en-US" w:eastAsia="zh-CN"/>
+        </w:rPr>
+        <w:t>ACFee</w:t>
+      </w:r>
+      <w:r>
+        <w:rPr>
+          <w:rFonts w:ascii="Arial Unicode MS" w:hAnsi="Arial Unicode MS" w:eastAsia="Arial Unicode MS" w:cs="Arial Unicode MS"/>
+          <w:b/>
+          <w:bCs/>
+          <w:color w:val="17365D"/>
+          <w:sz w:val="40"/>
+          <w:szCs w:val="40"/>
+        </w:rPr>
+        <w:t xml:space="preserve">}} </w:t>
+      </w:r>
+      <w:r>
+        <w:rPr>
+          <w:rFonts w:ascii="Arial Unicode MS" w:hAnsi="Arial Unicode MS" w:eastAsia="Arial Unicode MS" w:cs="Arial Unicode MS"/>
+          <w:b/>
+          <w:bCs/>
+          <w:color w:val="17365D"/>
+          <w:sz w:val="40"/>
+          <w:szCs w:val="40"/>
+          <w:cs/>
+          <w:lang w:val="th-TH" w:bidi="th-TH"/>
+        </w:rPr>
+        <w:t>บาท รวมถึงค่าเสียหายหรือหนี้สินคงค้างอื่นๆ</w:t>
+      </w:r>
+    </w:p>
+    <w:p>
+      <w:pPr>
+        <w:pStyle w:val="18"/>
+        <w:rPr>
+          <w:b/>
+          <w:bCs/>
+          <w:color w:val="17365D"/>
+          <w:sz w:val="40"/>
+          <w:szCs w:val="40"/>
+          <w:lang w:eastAsia="zh-CN"/>
+        </w:rPr>
+      </w:pPr>
+    </w:p>
+    <w:p>
+      <w:pPr>
+        <w:pStyle w:val="18"/>
+        <w:rPr>
+          <w:b/>
+          <w:bCs/>
+          <w:color w:val="17365D"/>
+          <w:sz w:val="40"/>
+          <w:szCs w:val="40"/>
+        </w:rPr>
+      </w:pPr>
+      <w:r>
+        <w:rPr>
+          <w:b/>
+          <w:bCs/>
+          <w:color w:val="17365D"/>
+          <w:sz w:val="40"/>
+          <w:szCs w:val="40"/>
+        </w:rPr>
+        <w:t>10. Furniture and Appliance Repair</w:t>
+      </w:r>
+    </w:p>
+    <w:p>
+      <w:pPr>
+        <w:pStyle w:val="18"/>
+        <w:rPr>
+          <w:b/>
+          <w:bCs/>
+          <w:color w:val="17365D"/>
+          <w:sz w:val="40"/>
+          <w:szCs w:val="40"/>
+        </w:rPr>
+      </w:pPr>
+      <w:r>
+        <w:rPr>
+          <w:b/>
+          <w:bCs/>
+          <w:color w:val="17365D"/>
+          <w:sz w:val="40"/>
+          <w:szCs w:val="40"/>
+        </w:rPr>
+        <w:t>During the lease, if furniture or appliances fail to work properly under normal use, the owner will be responsible for repairing them. If furniture or appliances are not in normal working condition due to damage or misuse by the tenant, the tenant is responsible for repairs.</w:t>
+      </w:r>
+    </w:p>
+    <w:p>
+      <w:pPr>
+        <w:pStyle w:val="18"/>
+        <w:rPr>
+          <w:rFonts w:ascii="Arial Unicode MS" w:hAnsi="Arial Unicode MS" w:eastAsia="Arial Unicode MS" w:cs="Arial Unicode MS"/>
+          <w:b/>
+          <w:bCs/>
+          <w:color w:val="17365D"/>
+          <w:sz w:val="40"/>
+          <w:szCs w:val="40"/>
+          <w:lang w:eastAsia="zh-CN"/>
+        </w:rPr>
+      </w:pPr>
+      <w:r>
+        <w:rPr>
+          <w:rFonts w:ascii="Arial Unicode MS" w:hAnsi="Arial Unicode MS" w:eastAsia="Arial Unicode MS" w:cs="Arial Unicode MS"/>
+          <w:b/>
+          <w:bCs/>
+          <w:color w:val="17365D"/>
+          <w:sz w:val="40"/>
+          <w:szCs w:val="40"/>
+          <w:cs/>
+          <w:lang w:val="th-TH" w:bidi="th-TH"/>
+        </w:rPr>
+        <w:t>ในระหว่างการเช่า หากเฟอร์นิเจอร์หรือเครื่องใช้ไฟฟ้าทำงานไม่ปกติภายใต้การใช้งานปกติ เจ้า ของจะต้องรับผิดชอบในการซ่อมแซม หากเฟอร์นิเจอร์หรือเครื่องใช้ไฟฟ้าไม่อยู่ในสภาพการทำงานปกติเนื่องจากผู้เช่าได้รับความเสียหายหรือใช้งานผิดประเภท ผู้เช่าจะต้องรับผิดชอบในการซ่อมแซม</w:t>
+      </w:r>
+    </w:p>
+    <w:p>
+      <w:pPr>
+        <w:pStyle w:val="18"/>
+        <w:rPr>
+          <w:b/>
+          <w:bCs/>
+          <w:color w:val="17365D"/>
+          <w:sz w:val="40"/>
+          <w:szCs w:val="40"/>
+          <w:lang w:eastAsia="zh-CN"/>
+        </w:rPr>
+      </w:pPr>
+    </w:p>
+    <w:p>
+      <w:pPr>
+        <w:pStyle w:val="18"/>
+        <w:rPr>
+          <w:b/>
+          <w:bCs/>
+          <w:color w:val="17365D"/>
+          <w:sz w:val="40"/>
+          <w:szCs w:val="40"/>
+        </w:rPr>
+      </w:pPr>
+      <w:r>
+        <w:rPr>
+          <w:b/>
+          <w:bCs/>
+          <w:color w:val="17365D"/>
+          <w:sz w:val="40"/>
+          <w:szCs w:val="40"/>
+        </w:rPr>
+        <w:t>11. About air conditioning</w:t>
+      </w:r>
+    </w:p>
+    <w:p>
+      <w:pPr>
+        <w:pStyle w:val="18"/>
+        <w:rPr>
+          <w:b/>
+          <w:bCs/>
+          <w:color w:val="17365D"/>
+          <w:sz w:val="40"/>
+          <w:szCs w:val="40"/>
+        </w:rPr>
+      </w:pPr>
+      <w:r>
+        <w:rPr>
+          <w:b/>
+          <w:bCs/>
+          <w:color w:val="17365D"/>
+          <w:sz w:val="40"/>
+          <w:szCs w:val="40"/>
+        </w:rPr>
+        <w:t>Before the tenant moves in, the owner is responsible for cleaning the air conditioner once to ensure its cleanliness and normal operation. During the lease term, the tenant is responsible for cleaning the air conditioner every 6 months.</w:t>
+      </w:r>
+    </w:p>
+    <w:p>
+      <w:pPr>
+        <w:pStyle w:val="18"/>
+        <w:rPr>
+          <w:rFonts w:ascii="Arial Unicode MS" w:hAnsi="Arial Unicode MS" w:eastAsia="Arial Unicode MS" w:cs="Arial Unicode MS"/>
+          <w:b/>
+          <w:bCs/>
+          <w:color w:val="17365D"/>
+          <w:sz w:val="40"/>
+          <w:szCs w:val="40"/>
+          <w:lang w:eastAsia="zh-CN"/>
+        </w:rPr>
+      </w:pPr>
+      <w:r>
+        <w:rPr>
+          <w:rFonts w:ascii="Arial Unicode MS" w:hAnsi="Arial Unicode MS" w:eastAsia="Arial Unicode MS" w:cs="Arial Unicode MS"/>
+          <w:b/>
+          <w:bCs/>
+          <w:color w:val="17365D"/>
+          <w:sz w:val="40"/>
+          <w:szCs w:val="40"/>
+          <w:cs/>
+          <w:lang w:val="th-TH" w:bidi="th-TH"/>
+        </w:rPr>
+        <w:t xml:space="preserve">ก่อนที่ผู้เช่าจะเข้าอยู่ เจ้าของห้องมีหน้าที่รับผิดชอบในการทำความสะอาดเครื่องปรับอากาศหนึ่งครั้งเพื่อให้มั่นใจในความสะอาดและการทำงานตามปกติ ในระหว่างระยะเวลาเช่า ผู้เช่ามีหน้าที่รับผิดชอบในการทำความสะอาดเครื่องปรับอากาศทุกๆ </w:t>
+      </w:r>
+      <w:r>
+        <w:rPr>
+          <w:rFonts w:ascii="Arial Unicode MS" w:hAnsi="Arial Unicode MS" w:eastAsia="Arial Unicode MS" w:cs="Arial Unicode MS"/>
+          <w:b/>
+          <w:bCs/>
+          <w:color w:val="17365D"/>
+          <w:sz w:val="40"/>
+          <w:szCs w:val="40"/>
+        </w:rPr>
+        <w:t xml:space="preserve">6 </w:t>
+      </w:r>
+      <w:r>
+        <w:rPr>
+          <w:rFonts w:ascii="Arial Unicode MS" w:hAnsi="Arial Unicode MS" w:eastAsia="Arial Unicode MS" w:cs="Arial Unicode MS"/>
+          <w:b/>
+          <w:bCs/>
+          <w:color w:val="17365D"/>
+          <w:sz w:val="40"/>
+          <w:szCs w:val="40"/>
+          <w:cs/>
+          <w:lang w:val="th-TH" w:bidi="th-TH"/>
+        </w:rPr>
+        <w:t>เดือน</w:t>
+      </w:r>
+    </w:p>
+    <w:p>
+      <w:pPr>
+        <w:pStyle w:val="18"/>
+        <w:rPr>
+          <w:b/>
+          <w:bCs/>
+          <w:color w:val="17365D"/>
+          <w:sz w:val="40"/>
+          <w:szCs w:val="40"/>
+          <w:lang w:eastAsia="zh-CN"/>
+        </w:rPr>
+      </w:pPr>
+    </w:p>
+    <w:p>
+      <w:pPr>
+        <w:pStyle w:val="18"/>
+        <w:rPr>
+          <w:b/>
+          <w:bCs/>
+          <w:color w:val="17365D"/>
+          <w:sz w:val="40"/>
+          <w:szCs w:val="40"/>
+        </w:rPr>
+      </w:pPr>
+      <w:r>
+        <w:rPr>
+          <w:b/>
+          <w:bCs/>
+          <w:color w:val="17365D"/>
+          <w:sz w:val="40"/>
+          <w:szCs w:val="40"/>
+        </w:rPr>
+        <w:t>12. Comply with property management regulations</w:t>
+      </w:r>
+    </w:p>
+    <w:p>
+      <w:pPr>
+        <w:pStyle w:val="18"/>
+        <w:rPr>
+          <w:b/>
+          <w:bCs/>
+          <w:color w:val="17365D"/>
+          <w:sz w:val="40"/>
+          <w:szCs w:val="40"/>
+        </w:rPr>
+      </w:pPr>
+      <w:r>
+        <w:rPr>
+          <w:b/>
+          <w:bCs/>
+          <w:color w:val="17365D"/>
+          <w:sz w:val="40"/>
+          <w:szCs w:val="40"/>
+        </w:rPr>
+        <w:t>Tenants need to abide by Juristic's management regulations and regulations regarding the use of common areas. The tenant shall not cause nuisance or disturbance to neighbors.</w:t>
+      </w:r>
+    </w:p>
+    <w:p>
+      <w:pPr>
+        <w:pStyle w:val="18"/>
+        <w:rPr>
+          <w:rFonts w:ascii="Arial Unicode MS" w:hAnsi="Arial Unicode MS" w:eastAsia="Arial Unicode MS" w:cs="Arial Unicode MS"/>
+          <w:b/>
+          <w:bCs/>
+          <w:color w:val="17365D"/>
+          <w:sz w:val="40"/>
+          <w:szCs w:val="40"/>
+          <w:lang w:eastAsia="zh-CN"/>
+        </w:rPr>
+      </w:pPr>
+      <w:r>
+        <w:rPr>
+          <w:rFonts w:ascii="Arial Unicode MS" w:hAnsi="Arial Unicode MS" w:eastAsia="Arial Unicode MS" w:cs="Arial Unicode MS"/>
+          <w:b/>
+          <w:bCs/>
+          <w:color w:val="17365D"/>
+          <w:sz w:val="40"/>
+          <w:szCs w:val="40"/>
+          <w:cs/>
+          <w:lang w:val="th-TH" w:bidi="th-TH"/>
+        </w:rPr>
+        <w:t>ผู้เช่าต้องปฏิบัติตามข้อบังคับการจัดการของนิติบุคคลและกฎระเบียบเกี่ยวกับการใช้พื้นที่ส่วนกลาง ผู้เช่าจะต้องไม่ก่อให้เกิดความรำคาญหรือรบกวนเพื่อนบ้าน</w:t>
+      </w:r>
+    </w:p>
+    <w:p>
+      <w:pPr>
+        <w:pStyle w:val="18"/>
+        <w:rPr>
+          <w:b/>
+          <w:bCs/>
+          <w:color w:val="17365D"/>
+          <w:sz w:val="40"/>
+          <w:szCs w:val="40"/>
+          <w:lang w:eastAsia="zh-CN"/>
+        </w:rPr>
+      </w:pPr>
+    </w:p>
+    <w:p>
+      <w:pPr>
+        <w:pStyle w:val="18"/>
+        <w:rPr>
+          <w:b/>
+          <w:bCs/>
+          <w:color w:val="17365D"/>
+          <w:sz w:val="40"/>
+          <w:szCs w:val="40"/>
+        </w:rPr>
+      </w:pPr>
+      <w:r>
+        <w:rPr>
+          <w:b/>
+          <w:bCs/>
+          <w:color w:val="17365D"/>
+          <w:sz w:val="40"/>
+          <w:szCs w:val="40"/>
+        </w:rPr>
+        <w:t>13. Early termination of contract</w:t>
+      </w:r>
+    </w:p>
+    <w:p>
+      <w:pPr>
+        <w:pStyle w:val="18"/>
+        <w:rPr>
+          <w:b/>
+          <w:bCs/>
+          <w:color w:val="17365D"/>
+          <w:sz w:val="40"/>
+          <w:szCs w:val="40"/>
+        </w:rPr>
+      </w:pPr>
+      <w:r>
+        <w:rPr>
+          <w:b/>
+          <w:bCs/>
+          <w:color w:val="17365D"/>
+          <w:sz w:val="40"/>
+          <w:szCs w:val="40"/>
+        </w:rPr>
+        <w:t>If the tenant terminates the lease early before the expiration date specified in this agreement, the security deposit will not be refunded. If the owner terminates the contract early, the security deposit will be returned to the tenant, and an additional one month's rent will be paid as compensation.</w:t>
+      </w:r>
+    </w:p>
+    <w:p>
+      <w:pPr>
+        <w:pStyle w:val="18"/>
+        <w:rPr>
+          <w:rFonts w:ascii="Arial Unicode MS" w:hAnsi="Arial Unicode MS" w:eastAsia="Arial Unicode MS" w:cs="Arial Unicode MS"/>
+          <w:b/>
+          <w:bCs/>
+          <w:color w:val="17365D"/>
+          <w:sz w:val="40"/>
+          <w:szCs w:val="40"/>
+          <w:lang w:eastAsia="zh-CN"/>
+        </w:rPr>
+      </w:pPr>
+      <w:r>
+        <w:rPr>
+          <w:rFonts w:ascii="Arial Unicode MS" w:hAnsi="Arial Unicode MS" w:eastAsia="Arial Unicode MS" w:cs="Arial Unicode MS"/>
+          <w:b/>
+          <w:bCs/>
+          <w:color w:val="17365D"/>
+          <w:sz w:val="40"/>
+          <w:szCs w:val="40"/>
+          <w:cs/>
+          <w:lang w:val="th-TH" w:bidi="th-TH"/>
+        </w:rPr>
+        <w:t>หากผู้เช่าบอกเลิกสัญญาเช่าก่อนเวลา เงินประกันจะไม่ได้รับคืน หากเจ้าของบอกเลิกสัญญาก่อนเวลา เงินประกันจะถูกคืนให้กับผู้เช่า และจะมีการจ่ายค่าเช่าเพิ่มอีกเดือนหนึ่งเป็นค่าชดเชย</w:t>
+      </w:r>
+    </w:p>
+    <w:p>
+      <w:pPr>
+        <w:pStyle w:val="18"/>
+        <w:rPr>
+          <w:b/>
+          <w:bCs/>
+          <w:color w:val="17365D"/>
+          <w:sz w:val="40"/>
+          <w:szCs w:val="40"/>
+          <w:lang w:eastAsia="zh-CN"/>
+        </w:rPr>
+      </w:pPr>
+    </w:p>
+    <w:p>
+      <w:pPr>
+        <w:pStyle w:val="18"/>
+        <w:rPr>
+          <w:b/>
+          <w:bCs/>
+          <w:color w:val="17365D"/>
+          <w:sz w:val="40"/>
+          <w:szCs w:val="40"/>
+        </w:rPr>
+      </w:pPr>
+      <w:r>
+        <w:rPr>
+          <w:b/>
+          <w:bCs/>
+          <w:color w:val="17365D"/>
+          <w:sz w:val="40"/>
+          <w:szCs w:val="40"/>
+        </w:rPr>
+        <w:t>14. Homeowner visits room</w:t>
+      </w:r>
+    </w:p>
+    <w:p>
+      <w:pPr>
+        <w:pStyle w:val="18"/>
+        <w:rPr>
+          <w:b/>
+          <w:bCs/>
+          <w:color w:val="17365D"/>
+          <w:sz w:val="40"/>
+          <w:szCs w:val="40"/>
+        </w:rPr>
+      </w:pPr>
+      <w:r>
+        <w:rPr>
+          <w:b/>
+          <w:bCs/>
+          <w:color w:val="17365D"/>
+          <w:sz w:val="40"/>
+          <w:szCs w:val="40"/>
+        </w:rPr>
+        <w:t>During the lease period, if the owner needs to visit the room, the owner must obtain the tenant's consent in advance, except in cases of emergency.</w:t>
+      </w:r>
+    </w:p>
+    <w:p>
+      <w:pPr>
+        <w:pStyle w:val="18"/>
+        <w:rPr>
+          <w:rFonts w:ascii="Arial Unicode MS" w:hAnsi="Arial Unicode MS" w:eastAsia="Arial Unicode MS" w:cs="Arial Unicode MS"/>
+          <w:b/>
+          <w:bCs/>
+          <w:color w:val="17365D"/>
+          <w:sz w:val="40"/>
+          <w:szCs w:val="40"/>
+          <w:lang w:eastAsia="zh-CN"/>
+        </w:rPr>
+      </w:pPr>
+      <w:r>
+        <w:rPr>
+          <w:rFonts w:ascii="Arial Unicode MS" w:hAnsi="Arial Unicode MS" w:eastAsia="Arial Unicode MS" w:cs="Arial Unicode MS"/>
+          <w:b/>
+          <w:bCs/>
+          <w:color w:val="17365D"/>
+          <w:sz w:val="40"/>
+          <w:szCs w:val="40"/>
+          <w:cs/>
+          <w:lang w:val="th-TH" w:bidi="th-TH"/>
+        </w:rPr>
+        <w:t>ในช่วงระยะเวลาเช่าหากเจ้าของต้องการเยี่ยมชมห้องต้องได้รับความยินยอมจากผู้เช่าล่วงหน้า ยกเว้นในกรณีฉุกเฉิน</w:t>
+      </w:r>
+    </w:p>
+    <w:p>
+      <w:pPr>
+        <w:pStyle w:val="18"/>
+        <w:rPr>
+          <w:rFonts w:ascii="Arial Unicode MS" w:hAnsi="Arial Unicode MS" w:eastAsia="Arial Unicode MS" w:cs="Arial Unicode MS"/>
+          <w:b/>
+          <w:bCs/>
+          <w:color w:val="17365D"/>
+          <w:sz w:val="40"/>
+          <w:szCs w:val="40"/>
+          <w:lang w:eastAsia="zh-CN"/>
+        </w:rPr>
+      </w:pPr>
+    </w:p>
+    <w:p>
+      <w:pPr>
+        <w:pStyle w:val="18"/>
+        <w:rPr>
+          <w:b/>
+          <w:bCs/>
+          <w:color w:val="17365D"/>
+          <w:sz w:val="40"/>
+          <w:szCs w:val="40"/>
+          <w:lang w:eastAsia="zh-CN"/>
+        </w:rPr>
+      </w:pPr>
+      <w:r>
+        <w:rPr>
+          <w:rFonts w:hint="eastAsia"/>
+          <w:b/>
+          <w:bCs/>
+          <w:color w:val="17365D"/>
+          <w:sz w:val="40"/>
+          <w:szCs w:val="40"/>
+          <w:lang w:eastAsia="zh-CN"/>
+        </w:rPr>
+        <w:t>15 Personal Safety</w:t>
+      </w:r>
+    </w:p>
+    <w:p>
+      <w:pPr>
+        <w:pStyle w:val="18"/>
+        <w:rPr>
+          <w:b/>
+          <w:bCs/>
+          <w:color w:val="17365D"/>
+          <w:sz w:val="40"/>
+          <w:szCs w:val="40"/>
+          <w:lang w:eastAsia="zh-CN"/>
+        </w:rPr>
+      </w:pPr>
+      <w:r>
+        <w:rPr>
+          <w:b/>
+          <w:bCs/>
+          <w:color w:val="17365D"/>
+          <w:sz w:val="40"/>
+          <w:szCs w:val="40"/>
+          <w:lang w:eastAsia="zh-CN"/>
+        </w:rPr>
+        <w:t>Upon move-in, the Tenant shall bear sole responsibility for any personal injury to themselves or any third party resulting from the Tenant's actions. The Landlord shall not be held liable for any such injuries or related claims for compensation.</w:t>
+      </w:r>
+    </w:p>
+    <w:p>
+      <w:pPr>
+        <w:pStyle w:val="18"/>
+        <w:rPr>
+          <w:rFonts w:ascii="Arial Unicode MS" w:hAnsi="Arial Unicode MS" w:eastAsia="Arial Unicode MS" w:cs="Arial Unicode MS"/>
+          <w:b/>
+          <w:bCs/>
+          <w:color w:val="17365D"/>
+          <w:sz w:val="40"/>
+          <w:szCs w:val="40"/>
+        </w:rPr>
+      </w:pPr>
+      <w:r>
+        <w:rPr>
+          <w:rFonts w:hint="cs" w:ascii="Arial Unicode MS" w:hAnsi="Arial Unicode MS" w:eastAsia="Arial Unicode MS" w:cs="Arial Unicode MS"/>
+          <w:b/>
+          <w:bCs/>
+          <w:color w:val="17365D"/>
+          <w:sz w:val="40"/>
+          <w:szCs w:val="40"/>
+          <w:cs/>
+          <w:lang w:val="th-TH" w:bidi="th-TH"/>
+        </w:rPr>
+        <w:t>หลังจากที่ผู้เช่าย้ายเข้าพักอาศัย</w:t>
+      </w:r>
+      <w:r>
+        <w:rPr>
+          <w:rFonts w:ascii="Arial Unicode MS" w:hAnsi="Arial Unicode MS" w:eastAsia="Arial Unicode MS" w:cs="Arial Unicode MS"/>
+          <w:b/>
+          <w:bCs/>
+          <w:color w:val="17365D"/>
+          <w:sz w:val="40"/>
+          <w:szCs w:val="40"/>
+          <w:cs/>
+          <w:lang w:bidi="th-TH"/>
+        </w:rPr>
+        <w:t xml:space="preserve"> </w:t>
+      </w:r>
+      <w:r>
+        <w:rPr>
+          <w:rFonts w:hint="cs" w:ascii="Arial Unicode MS" w:hAnsi="Arial Unicode MS" w:eastAsia="Arial Unicode MS" w:cs="Arial Unicode MS"/>
+          <w:b/>
+          <w:bCs/>
+          <w:color w:val="17365D"/>
+          <w:sz w:val="40"/>
+          <w:szCs w:val="40"/>
+          <w:cs/>
+          <w:lang w:val="th-TH" w:bidi="th-TH"/>
+        </w:rPr>
+        <w:t>ผู้เช่าจะต้องรับผิดชอบแต่เพียงผู้เดียวต่อการบาดเจ็บทางร่างกายใดๆ</w:t>
+      </w:r>
+      <w:r>
+        <w:rPr>
+          <w:rFonts w:ascii="Arial Unicode MS" w:hAnsi="Arial Unicode MS" w:eastAsia="Arial Unicode MS" w:cs="Arial Unicode MS"/>
+          <w:b/>
+          <w:bCs/>
+          <w:color w:val="17365D"/>
+          <w:sz w:val="40"/>
+          <w:szCs w:val="40"/>
+          <w:cs/>
+          <w:lang w:bidi="th-TH"/>
+        </w:rPr>
+        <w:t xml:space="preserve"> </w:t>
+      </w:r>
+      <w:r>
+        <w:rPr>
+          <w:rFonts w:hint="cs" w:ascii="Arial Unicode MS" w:hAnsi="Arial Unicode MS" w:eastAsia="Arial Unicode MS" w:cs="Arial Unicode MS"/>
+          <w:b/>
+          <w:bCs/>
+          <w:color w:val="17365D"/>
+          <w:sz w:val="40"/>
+          <w:szCs w:val="40"/>
+          <w:cs/>
+          <w:lang w:val="th-TH" w:bidi="th-TH"/>
+        </w:rPr>
+        <w:t>ที่เกิดขึ้นกับตนเองหรือบุคคลที่สาม</w:t>
+      </w:r>
+      <w:r>
+        <w:rPr>
+          <w:rFonts w:ascii="Arial Unicode MS" w:hAnsi="Arial Unicode MS" w:eastAsia="Arial Unicode MS" w:cs="Arial Unicode MS"/>
+          <w:b/>
+          <w:bCs/>
+          <w:color w:val="17365D"/>
+          <w:sz w:val="40"/>
+          <w:szCs w:val="40"/>
+          <w:cs/>
+          <w:lang w:bidi="th-TH"/>
+        </w:rPr>
+        <w:t xml:space="preserve"> </w:t>
+      </w:r>
+      <w:r>
+        <w:rPr>
+          <w:rFonts w:hint="cs" w:ascii="Arial Unicode MS" w:hAnsi="Arial Unicode MS" w:eastAsia="Arial Unicode MS" w:cs="Arial Unicode MS"/>
+          <w:b/>
+          <w:bCs/>
+          <w:color w:val="17365D"/>
+          <w:sz w:val="40"/>
+          <w:szCs w:val="40"/>
+          <w:cs/>
+          <w:lang w:val="th-TH" w:bidi="th-TH"/>
+        </w:rPr>
+        <w:t>ซึ่งเป็นผลมาจากการกระทำของผู้เช่า</w:t>
+      </w:r>
+      <w:r>
+        <w:rPr>
+          <w:rFonts w:ascii="Arial Unicode MS" w:hAnsi="Arial Unicode MS" w:eastAsia="Arial Unicode MS" w:cs="Arial Unicode MS"/>
+          <w:b/>
+          <w:bCs/>
+          <w:color w:val="17365D"/>
+          <w:sz w:val="40"/>
+          <w:szCs w:val="40"/>
+          <w:cs/>
+          <w:lang w:bidi="th-TH"/>
+        </w:rPr>
+        <w:t xml:space="preserve"> </w:t>
+      </w:r>
+      <w:r>
+        <w:rPr>
+          <w:rFonts w:hint="cs" w:ascii="Arial Unicode MS" w:hAnsi="Arial Unicode MS" w:eastAsia="Arial Unicode MS" w:cs="Arial Unicode MS"/>
+          <w:b/>
+          <w:bCs/>
+          <w:color w:val="17365D"/>
+          <w:sz w:val="40"/>
+          <w:szCs w:val="40"/>
+          <w:cs/>
+          <w:lang w:val="th-TH" w:bidi="th-TH"/>
+        </w:rPr>
+        <w:t>ทั้งนี้</w:t>
+      </w:r>
+      <w:r>
+        <w:rPr>
+          <w:rFonts w:ascii="Arial Unicode MS" w:hAnsi="Arial Unicode MS" w:eastAsia="Arial Unicode MS" w:cs="Arial Unicode MS"/>
+          <w:b/>
+          <w:bCs/>
+          <w:color w:val="17365D"/>
+          <w:sz w:val="40"/>
+          <w:szCs w:val="40"/>
+          <w:cs/>
+          <w:lang w:bidi="th-TH"/>
+        </w:rPr>
+        <w:t xml:space="preserve"> </w:t>
+      </w:r>
+      <w:r>
+        <w:rPr>
+          <w:rFonts w:hint="cs" w:ascii="Arial Unicode MS" w:hAnsi="Arial Unicode MS" w:eastAsia="Arial Unicode MS" w:cs="Arial Unicode MS"/>
+          <w:b/>
+          <w:bCs/>
+          <w:color w:val="17365D"/>
+          <w:sz w:val="40"/>
+          <w:szCs w:val="40"/>
+          <w:cs/>
+          <w:lang w:val="th-TH" w:bidi="th-TH"/>
+        </w:rPr>
+        <w:t>ผู้ให้เช่าจะไม่ต้องรับผิดชอบต่อการบาดเจ็บดังกล่าวหรือข้อเรียกร้องค่าสินไหมทดแทนใดๆ</w:t>
+      </w:r>
+      <w:r>
+        <w:rPr>
+          <w:rFonts w:ascii="Arial Unicode MS" w:hAnsi="Arial Unicode MS" w:eastAsia="Arial Unicode MS" w:cs="Arial Unicode MS"/>
+          <w:b/>
+          <w:bCs/>
+          <w:color w:val="17365D"/>
+          <w:sz w:val="40"/>
+          <w:szCs w:val="40"/>
+          <w:cs/>
+          <w:lang w:bidi="th-TH"/>
+        </w:rPr>
+        <w:t xml:space="preserve"> </w:t>
+      </w:r>
+      <w:r>
+        <w:rPr>
+          <w:rFonts w:hint="cs" w:ascii="Arial Unicode MS" w:hAnsi="Arial Unicode MS" w:eastAsia="Arial Unicode MS" w:cs="Arial Unicode MS"/>
+          <w:b/>
+          <w:bCs/>
+          <w:color w:val="17365D"/>
+          <w:sz w:val="40"/>
+          <w:szCs w:val="40"/>
+          <w:cs/>
+          <w:lang w:val="th-TH" w:bidi="th-TH"/>
+        </w:rPr>
+        <w:t>ที่เกี่ยวข้องทั้งสิ้น</w:t>
+      </w:r>
+    </w:p>
+    <w:p>
+      <w:pPr>
+        <w:pStyle w:val="18"/>
+        <w:rPr>
+          <w:b/>
+          <w:bCs/>
+          <w:color w:val="17365D"/>
+          <w:sz w:val="40"/>
+          <w:szCs w:val="40"/>
+        </w:rPr>
+      </w:pPr>
+      <w:r>
+        <w:rPr>
+          <w:b/>
+          <w:bCs/>
+          <w:color w:val="17365D"/>
+          <w:sz w:val="40"/>
+          <w:szCs w:val="40"/>
+        </w:rPr>
+        <w:t>Landlord Signature:</w:t>
+      </w:r>
+    </w:p>
+    <w:p>
+      <w:pPr>
+        <w:pStyle w:val="18"/>
+        <w:rPr>
+          <w:b/>
+          <w:bCs/>
+          <w:color w:val="17365D"/>
+          <w:sz w:val="40"/>
+          <w:szCs w:val="40"/>
+          <w:lang w:eastAsia="zh-CN"/>
+        </w:rPr>
+      </w:pPr>
+      <w:r>
+        <w:rPr>
+          <w:b/>
+          <w:bCs/>
+          <w:color w:val="17365D"/>
+          <w:sz w:val="40"/>
+          <w:szCs w:val="40"/>
+        </w:rPr>
+        <w:t>__________________________</w:t>
+      </w:r>
+    </w:p>
+    <w:p>
+      <w:pPr>
+        <w:pStyle w:val="18"/>
+        <w:rPr>
+          <w:b/>
+          <w:bCs/>
+          <w:color w:val="17365D"/>
+          <w:sz w:val="40"/>
+          <w:szCs w:val="40"/>
+        </w:rPr>
+      </w:pPr>
+      <w:r>
+        <w:rPr>
+          <w:b/>
+          <w:bCs/>
+          <w:color w:val="17365D"/>
+          <w:sz w:val="40"/>
+          <w:szCs w:val="40"/>
+        </w:rPr>
+        <w:t>Tenant Signature:</w:t>
+      </w:r>
+    </w:p>
+    <w:p>
+      <w:pPr>
+        <w:pStyle w:val="18"/>
+        <w:rPr>
+          <w:b/>
+          <w:bCs/>
+          <w:color w:val="17365D"/>
+          <w:sz w:val="40"/>
+          <w:szCs w:val="40"/>
+        </w:rPr>
+      </w:pPr>
+      <w:r>
+        <w:rPr>
+          <w:b/>
+          <w:bCs/>
+          <w:color w:val="17365D"/>
+          <w:sz w:val="40"/>
+          <w:szCs w:val="40"/>
+        </w:rPr>
+        <w:t>__________________________</w:t>
+      </w:r>
+    </w:p>
+    <w:p>
+      <w:pPr>
+        <w:pStyle w:val="18"/>
+        <w:rPr>
+          <w:rFonts w:hint="eastAsia"/>
+          <w:b/>
+          <w:bCs/>
+          <w:color w:val="17365D"/>
+          <w:sz w:val="40"/>
+          <w:szCs w:val="40"/>
+          <w:lang w:val="en-US" w:eastAsia="zh-CN"/>
+        </w:rPr>
+      </w:pPr>
+    </w:p>
+    <w:p>
+      <w:pPr>
+        <w:pStyle w:val="18"/>
+        <w:rPr>
+          <w:rFonts w:hint="eastAsia"/>
+          <w:b/>
+          <w:bCs/>
+          <w:color w:val="17365D"/>
+          <w:sz w:val="40"/>
+          <w:szCs w:val="40"/>
+          <w:lang w:val="en-US" w:eastAsia="zh-CN"/>
+        </w:rPr>
+      </w:pPr>
+    </w:p>
+    <w:p>
+      <w:pPr>
+        <w:pStyle w:val="18"/>
+        <w:rPr>
+          <w:rFonts w:hint="default"/>
+          <w:b/>
+          <w:bCs/>
+          <w:color w:val="17365D"/>
+          <w:sz w:val="40"/>
+          <w:szCs w:val="40"/>
+          <w:lang w:val="en-US"/>
+        </w:rPr>
+      </w:pPr>
       <w:bookmarkStart w:id="0" w:name="_GoBack"/>
       <w:bookmarkEnd w:id="0"/>
       <w:r>
         <w:rPr>
-          <w:b/>
-          <w:bCs/>
-          <w:color w:val="17365D"/>
-          <w:sz w:val="40"/>
-          <w:szCs w:val="40"/>
-        </w:rPr>
-        <w:t>}} THB baht, equivalent to 2 months' rent.</w:t>
-      </w:r>
-    </w:p>
-    <w:p>
-      <w:pPr>
-        <w:pStyle w:val="18"/>
-        <w:rPr>
-          <w:b/>
-          <w:bCs/>
-          <w:color w:val="17365D"/>
-          <w:sz w:val="40"/>
-          <w:szCs w:val="40"/>
-        </w:rPr>
-      </w:pPr>
-      <w:r>
-        <w:rPr>
-          <w:b/>
-          <w:bCs/>
-          <w:color w:val="17365D"/>
-          <w:sz w:val="40"/>
-          <w:szCs w:val="40"/>
-        </w:rPr>
-        <w:t>This deposit will be returned to the tenant within 30 days after the lease agreement expires and the tenant moves out, after deducting {{</w:t>
-      </w:r>
-      <w:r>
-        <w:rPr>
           <w:rFonts w:hint="eastAsia"/>
           <w:b/>
           <w:bCs/>
@@ -2195,17 +3335,18 @@
           <w:szCs w:val="40"/>
           <w:lang w:val="en-US" w:eastAsia="zh-CN"/>
         </w:rPr>
-        <w:t>CleaningFee</w:t>
-      </w:r>
-      <w:r>
-        <w:rPr>
-          <w:b/>
-          <w:bCs/>
-          <w:color w:val="17365D"/>
-          <w:sz w:val="40"/>
-          <w:szCs w:val="40"/>
-        </w:rPr>
-        <w:t>}} THB baht room cleaning fee and {{</w:t>
+        <w:t>{{</w:t>
+      </w:r>
+      <w:r>
+        <w:rPr>
+          <w:rFonts w:hint="default"/>
+          <w:b/>
+          <w:bCs/>
+          <w:color w:val="17365D"/>
+          <w:sz w:val="40"/>
+          <w:szCs w:val="40"/>
+        </w:rPr>
+        <w:t>OwnerPassport</w:t>
       </w:r>
       <w:r>
         <w:rPr>
@@ -2217,57 +3358,48 @@
           <w:szCs w:val="40"/>
           <w:lang w:val="en-US" w:eastAsia="zh-CN"/>
         </w:rPr>
-        <w:t>ACFee</w:t>
-      </w:r>
-      <w:r>
-        <w:rPr>
-          <w:b/>
-          <w:bCs/>
-          <w:color w:val="17365D"/>
-          <w:sz w:val="40"/>
-          <w:szCs w:val="40"/>
-        </w:rPr>
-        <w:t>}} THB baht air cleaning fee as well as any other outstanding damages or debts.</w:t>
-      </w:r>
-    </w:p>
-    <w:p>
-      <w:pPr>
-        <w:pStyle w:val="18"/>
-        <w:rPr>
-          <w:b/>
-          <w:bCs/>
-          <w:color w:val="17365D"/>
-          <w:sz w:val="40"/>
-          <w:szCs w:val="40"/>
-        </w:rPr>
-      </w:pPr>
-      <w:r>
-        <w:rPr>
-          <w:rFonts w:ascii="Arial Unicode MS" w:hAnsi="Arial Unicode MS" w:eastAsia="Arial Unicode MS" w:cs="Arial Unicode MS"/>
-          <w:b/>
-          <w:bCs/>
-          <w:color w:val="17365D"/>
-          <w:sz w:val="40"/>
-          <w:szCs w:val="40"/>
-          <w:cs/>
-          <w:lang w:val="th-TH" w:bidi="th-TH"/>
-        </w:rPr>
-        <w:t xml:space="preserve">ผู้ให้เช่าจะเรียกเก็บเงินประกันความเสียหายจำนวน </w:t>
-      </w:r>
-      <w:r>
-        <w:rPr>
-          <w:rFonts w:ascii="Arial Unicode MS" w:hAnsi="Arial Unicode MS" w:eastAsia="Arial Unicode MS" w:cs="Arial Unicode MS"/>
-          <w:b/>
-          <w:bCs/>
-          <w:color w:val="17365D"/>
-          <w:sz w:val="40"/>
-          <w:szCs w:val="40"/>
+        <w:t>}}</w:t>
+      </w:r>
+    </w:p>
+    <w:p>
+      <w:pPr>
+        <w:pStyle w:val="18"/>
+        <w:rPr>
+          <w:rFonts w:hint="default"/>
+          <w:b/>
+          <w:bCs/>
+          <w:color w:val="17365D"/>
+          <w:sz w:val="40"/>
+          <w:szCs w:val="40"/>
+          <w:lang w:val="en-US"/>
+        </w:rPr>
+      </w:pPr>
+      <w:r>
+        <w:rPr>
+          <w:rFonts w:hint="eastAsia"/>
+          <w:b/>
+          <w:bCs/>
+          <w:color w:val="17365D"/>
+          <w:sz w:val="40"/>
+          <w:szCs w:val="40"/>
+          <w:lang w:val="en-US" w:eastAsia="zh-CN"/>
         </w:rPr>
         <w:t>{{</w:t>
       </w:r>
       <w:r>
         <w:rPr>
-          <w:rFonts w:hint="eastAsia" w:ascii="Arial Unicode MS" w:hAnsi="Arial Unicode MS" w:eastAsia="Arial Unicode MS" w:cs="Arial Unicode MS"/>
+          <w:rFonts w:hint="default"/>
+          <w:b/>
+          <w:bCs/>
+          <w:color w:val="17365D"/>
+          <w:sz w:val="40"/>
+          <w:szCs w:val="40"/>
+        </w:rPr>
+        <w:t>TenantPassport</w:t>
+      </w:r>
+      <w:r>
+        <w:rPr>
+          <w:rFonts w:hint="eastAsia"/>
           <w:b/>
           <w:bCs/>
           <w:color w:val="17365D"/>
@@ -2275,1013 +3407,7 @@
           <w:szCs w:val="40"/>
           <w:lang w:val="en-US" w:eastAsia="zh-CN"/>
         </w:rPr>
-        <w:t>Deposit</w:t>
-      </w:r>
-      <w:r>
-        <w:rPr>
-          <w:rFonts w:ascii="Arial Unicode MS" w:hAnsi="Arial Unicode MS" w:eastAsia="Arial Unicode MS" w:cs="Arial Unicode MS"/>
-          <w:b/>
-          <w:bCs/>
-          <w:color w:val="17365D"/>
-          <w:sz w:val="40"/>
-          <w:szCs w:val="40"/>
-        </w:rPr>
-        <w:t xml:space="preserve">}} </w:t>
-      </w:r>
-      <w:r>
-        <w:rPr>
-          <w:rFonts w:ascii="Arial Unicode MS" w:hAnsi="Arial Unicode MS" w:eastAsia="Arial Unicode MS" w:cs="Arial Unicode MS"/>
-          <w:b/>
-          <w:bCs/>
-          <w:color w:val="17365D"/>
-          <w:sz w:val="40"/>
-          <w:szCs w:val="40"/>
-          <w:cs/>
-          <w:lang w:val="th-TH" w:bidi="th-TH"/>
-        </w:rPr>
-        <w:t xml:space="preserve">บาท </w:t>
-      </w:r>
-      <w:r>
-        <w:rPr>
-          <w:rFonts w:ascii="Arial Unicode MS" w:hAnsi="Arial Unicode MS" w:eastAsia="Arial Unicode MS" w:cs="Arial Unicode MS"/>
-          <w:b/>
-          <w:bCs/>
-          <w:color w:val="17365D"/>
-          <w:sz w:val="40"/>
-          <w:szCs w:val="40"/>
-        </w:rPr>
-        <w:t>(</w:t>
-      </w:r>
-      <w:r>
-        <w:rPr>
-          <w:rFonts w:ascii="Arial Unicode MS" w:hAnsi="Arial Unicode MS" w:eastAsia="Arial Unicode MS" w:cs="Arial Unicode MS"/>
-          <w:b/>
-          <w:bCs/>
-          <w:color w:val="17365D"/>
-          <w:sz w:val="40"/>
-          <w:szCs w:val="40"/>
-          <w:cs/>
-          <w:lang w:val="th-TH" w:bidi="th-TH"/>
-        </w:rPr>
-        <w:t xml:space="preserve">เทียบเท่าค่าเช่า </w:t>
-      </w:r>
-      <w:r>
-        <w:rPr>
-          <w:rFonts w:ascii="Arial Unicode MS" w:hAnsi="Arial Unicode MS" w:eastAsia="Arial Unicode MS" w:cs="Arial Unicode MS"/>
-          <w:b/>
-          <w:bCs/>
-          <w:color w:val="17365D"/>
-          <w:sz w:val="40"/>
-          <w:szCs w:val="40"/>
-        </w:rPr>
-        <w:t xml:space="preserve">2 </w:t>
-      </w:r>
-      <w:r>
-        <w:rPr>
-          <w:rFonts w:ascii="Arial Unicode MS" w:hAnsi="Arial Unicode MS" w:eastAsia="Arial Unicode MS" w:cs="Arial Unicode MS"/>
-          <w:b/>
-          <w:bCs/>
-          <w:color w:val="17365D"/>
-          <w:sz w:val="40"/>
-          <w:szCs w:val="40"/>
-          <w:cs/>
-          <w:lang w:val="th-TH" w:bidi="th-TH"/>
-        </w:rPr>
-        <w:t>เดือน</w:t>
-      </w:r>
-      <w:r>
-        <w:rPr>
-          <w:rFonts w:ascii="Arial Unicode MS" w:hAnsi="Arial Unicode MS" w:eastAsia="Arial Unicode MS" w:cs="Arial Unicode MS"/>
-          <w:b/>
-          <w:bCs/>
-          <w:color w:val="17365D"/>
-          <w:sz w:val="40"/>
-          <w:szCs w:val="40"/>
-        </w:rPr>
-        <w:t>)</w:t>
-      </w:r>
-    </w:p>
-    <w:p>
-      <w:pPr>
-        <w:pStyle w:val="18"/>
-        <w:rPr>
-          <w:rFonts w:ascii="Arial Unicode MS" w:hAnsi="Arial Unicode MS" w:eastAsia="Arial Unicode MS" w:cs="Arial Unicode MS"/>
-          <w:b/>
-          <w:bCs/>
-          <w:color w:val="17365D"/>
-          <w:sz w:val="40"/>
-          <w:szCs w:val="40"/>
-          <w:lang w:eastAsia="zh-CN"/>
-        </w:rPr>
-      </w:pPr>
-      <w:r>
-        <w:rPr>
-          <w:rFonts w:ascii="Arial Unicode MS" w:hAnsi="Arial Unicode MS" w:eastAsia="Arial Unicode MS" w:cs="Arial Unicode MS"/>
-          <w:b/>
-          <w:bCs/>
-          <w:color w:val="17365D"/>
-          <w:sz w:val="40"/>
-          <w:szCs w:val="40"/>
-          <w:cs/>
-          <w:lang w:val="th-TH" w:bidi="th-TH"/>
-        </w:rPr>
-        <w:t xml:space="preserve">เงินประกันนี้จะคืนให้แก่ผู้เช่าภายใน </w:t>
-      </w:r>
-      <w:r>
-        <w:rPr>
-          <w:rFonts w:ascii="Arial Unicode MS" w:hAnsi="Arial Unicode MS" w:eastAsia="Arial Unicode MS" w:cs="Arial Unicode MS"/>
-          <w:b/>
-          <w:bCs/>
-          <w:color w:val="17365D"/>
-          <w:sz w:val="40"/>
-          <w:szCs w:val="40"/>
-        </w:rPr>
-        <w:t xml:space="preserve">30 </w:t>
-      </w:r>
-      <w:r>
-        <w:rPr>
-          <w:rFonts w:ascii="Arial Unicode MS" w:hAnsi="Arial Unicode MS" w:eastAsia="Arial Unicode MS" w:cs="Arial Unicode MS"/>
-          <w:b/>
-          <w:bCs/>
-          <w:color w:val="17365D"/>
-          <w:sz w:val="40"/>
-          <w:szCs w:val="40"/>
-          <w:cs/>
-          <w:lang w:val="th-TH" w:bidi="th-TH"/>
-        </w:rPr>
-        <w:t xml:space="preserve">วันหลังจากสัญญาเช่าสิ้นสุดและผู้เช่าย้ายออก โดยจะหักค่าทำความสะอาดห้องจำนวน </w:t>
-      </w:r>
-      <w:r>
-        <w:rPr>
-          <w:rFonts w:ascii="Arial Unicode MS" w:hAnsi="Arial Unicode MS" w:eastAsia="Arial Unicode MS" w:cs="Arial Unicode MS"/>
-          <w:b/>
-          <w:bCs/>
-          <w:color w:val="17365D"/>
-          <w:sz w:val="40"/>
-          <w:szCs w:val="40"/>
-        </w:rPr>
-        <w:t>{{</w:t>
-      </w:r>
-      <w:r>
-        <w:rPr>
-          <w:rFonts w:hint="eastAsia" w:ascii="Arial Unicode MS" w:hAnsi="Arial Unicode MS" w:eastAsia="Arial Unicode MS" w:cs="Arial Unicode MS"/>
-          <w:b/>
-          <w:bCs/>
-          <w:color w:val="17365D"/>
-          <w:sz w:val="40"/>
-          <w:szCs w:val="40"/>
-          <w:lang w:val="en-US" w:eastAsia="zh-CN"/>
-        </w:rPr>
-        <w:t>CleaningFee</w:t>
-      </w:r>
-      <w:r>
-        <w:rPr>
-          <w:rFonts w:ascii="Arial Unicode MS" w:hAnsi="Arial Unicode MS" w:eastAsia="Arial Unicode MS" w:cs="Arial Unicode MS"/>
-          <w:b/>
-          <w:bCs/>
-          <w:color w:val="17365D"/>
-          <w:sz w:val="40"/>
-          <w:szCs w:val="40"/>
-        </w:rPr>
-        <w:t xml:space="preserve">}} </w:t>
-      </w:r>
-      <w:r>
-        <w:rPr>
-          <w:rFonts w:ascii="Arial Unicode MS" w:hAnsi="Arial Unicode MS" w:eastAsia="Arial Unicode MS" w:cs="Arial Unicode MS"/>
-          <w:b/>
-          <w:bCs/>
-          <w:color w:val="17365D"/>
-          <w:sz w:val="40"/>
-          <w:szCs w:val="40"/>
-          <w:cs/>
-          <w:lang w:val="th-TH" w:bidi="th-TH"/>
-        </w:rPr>
-        <w:t xml:space="preserve">บาท และค่าล้างเครื่องปรับอากาศจำนวน </w:t>
-      </w:r>
-      <w:r>
-        <w:rPr>
-          <w:rFonts w:ascii="Arial Unicode MS" w:hAnsi="Arial Unicode MS" w:eastAsia="Arial Unicode MS" w:cs="Arial Unicode MS"/>
-          <w:b/>
-          <w:bCs/>
-          <w:color w:val="17365D"/>
-          <w:sz w:val="40"/>
-          <w:szCs w:val="40"/>
-        </w:rPr>
-        <w:t>{{</w:t>
-      </w:r>
-      <w:r>
-        <w:rPr>
-          <w:rFonts w:hint="eastAsia" w:ascii="Arial Unicode MS" w:hAnsi="Arial Unicode MS" w:eastAsia="Arial Unicode MS" w:cs="Arial Unicode MS"/>
-          <w:b/>
-          <w:bCs/>
-          <w:color w:val="17365D"/>
-          <w:sz w:val="40"/>
-          <w:szCs w:val="40"/>
-          <w:lang w:val="en-US" w:eastAsia="zh-CN"/>
-        </w:rPr>
-        <w:t>ACFee</w:t>
-      </w:r>
-      <w:r>
-        <w:rPr>
-          <w:rFonts w:ascii="Arial Unicode MS" w:hAnsi="Arial Unicode MS" w:eastAsia="Arial Unicode MS" w:cs="Arial Unicode MS"/>
-          <w:b/>
-          <w:bCs/>
-          <w:color w:val="17365D"/>
-          <w:sz w:val="40"/>
-          <w:szCs w:val="40"/>
-        </w:rPr>
-        <w:t xml:space="preserve">}} </w:t>
-      </w:r>
-      <w:r>
-        <w:rPr>
-          <w:rFonts w:ascii="Arial Unicode MS" w:hAnsi="Arial Unicode MS" w:eastAsia="Arial Unicode MS" w:cs="Arial Unicode MS"/>
-          <w:b/>
-          <w:bCs/>
-          <w:color w:val="17365D"/>
-          <w:sz w:val="40"/>
-          <w:szCs w:val="40"/>
-          <w:cs/>
-          <w:lang w:val="th-TH" w:bidi="th-TH"/>
-        </w:rPr>
-        <w:t>บาท รวมถึงค่าเสียหายหรือหนี้สินคงค้างอื่นๆ</w:t>
-      </w:r>
-    </w:p>
-    <w:p>
-      <w:pPr>
-        <w:pStyle w:val="18"/>
-        <w:rPr>
-          <w:b/>
-          <w:bCs/>
-          <w:color w:val="17365D"/>
-          <w:sz w:val="40"/>
-          <w:szCs w:val="40"/>
-          <w:lang w:eastAsia="zh-CN"/>
-        </w:rPr>
-      </w:pPr>
-    </w:p>
-    <w:p>
-      <w:pPr>
-        <w:pStyle w:val="18"/>
-        <w:rPr>
-          <w:b/>
-          <w:bCs/>
-          <w:color w:val="17365D"/>
-          <w:sz w:val="40"/>
-          <w:szCs w:val="40"/>
-        </w:rPr>
-      </w:pPr>
-      <w:r>
-        <w:rPr>
-          <w:b/>
-          <w:bCs/>
-          <w:color w:val="17365D"/>
-          <w:sz w:val="40"/>
-          <w:szCs w:val="40"/>
-        </w:rPr>
-        <w:t>10. Furniture and Appliance Repair</w:t>
-      </w:r>
-    </w:p>
-    <w:p>
-      <w:pPr>
-        <w:pStyle w:val="18"/>
-        <w:rPr>
-          <w:b/>
-          <w:bCs/>
-          <w:color w:val="17365D"/>
-          <w:sz w:val="40"/>
-          <w:szCs w:val="40"/>
-        </w:rPr>
-      </w:pPr>
-      <w:r>
-        <w:rPr>
-          <w:b/>
-          <w:bCs/>
-          <w:color w:val="17365D"/>
-          <w:sz w:val="40"/>
-          <w:szCs w:val="40"/>
-        </w:rPr>
-        <w:t>During the lease, if furniture or appliances fail to work properly under normal use, the owner will be responsible for repairing them. If furniture or appliances are not in normal working condition due to damage or misuse by the tenant, the tenant is responsible for repairs.</w:t>
-      </w:r>
-    </w:p>
-    <w:p>
-      <w:pPr>
-        <w:pStyle w:val="18"/>
-        <w:rPr>
-          <w:rFonts w:ascii="Arial Unicode MS" w:hAnsi="Arial Unicode MS" w:eastAsia="Arial Unicode MS" w:cs="Arial Unicode MS"/>
-          <w:b/>
-          <w:bCs/>
-          <w:color w:val="17365D"/>
-          <w:sz w:val="40"/>
-          <w:szCs w:val="40"/>
-          <w:lang w:eastAsia="zh-CN"/>
-        </w:rPr>
-      </w:pPr>
-      <w:r>
-        <w:rPr>
-          <w:rFonts w:ascii="Arial Unicode MS" w:hAnsi="Arial Unicode MS" w:eastAsia="Arial Unicode MS" w:cs="Arial Unicode MS"/>
-          <w:b/>
-          <w:bCs/>
-          <w:color w:val="17365D"/>
-          <w:sz w:val="40"/>
-          <w:szCs w:val="40"/>
-          <w:cs/>
-          <w:lang w:val="th-TH" w:bidi="th-TH"/>
-        </w:rPr>
-        <w:t>ในระหว่างการเช่า หากเฟอร์นิเจอร์หรือเครื่องใช้ไฟฟ้าทำงานไม่ปกติภายใต้การใช้งานปกติ เจ้า ของจะต้องรับผิดชอบในการซ่อมแซม หากเฟอร์นิเจอร์หรือเครื่องใช้ไฟฟ้าไม่อยู่ในสภาพการทำงานปกติเนื่องจากผู้เช่าได้รับความเสียหายหรือใช้งานผิดประเภท ผู้เช่าจะต้องรับผิดชอบในการซ่อมแซม</w:t>
-      </w:r>
-    </w:p>
-    <w:p>
-      <w:pPr>
-        <w:pStyle w:val="18"/>
-        <w:rPr>
-          <w:b/>
-          <w:bCs/>
-          <w:color w:val="17365D"/>
-          <w:sz w:val="40"/>
-          <w:szCs w:val="40"/>
-          <w:lang w:eastAsia="zh-CN"/>
-        </w:rPr>
-      </w:pPr>
-    </w:p>
-    <w:p>
-      <w:pPr>
-        <w:pStyle w:val="18"/>
-        <w:rPr>
-          <w:b/>
-          <w:bCs/>
-          <w:color w:val="17365D"/>
-          <w:sz w:val="40"/>
-          <w:szCs w:val="40"/>
-        </w:rPr>
-      </w:pPr>
-      <w:r>
-        <w:rPr>
-          <w:b/>
-          <w:bCs/>
-          <w:color w:val="17365D"/>
-          <w:sz w:val="40"/>
-          <w:szCs w:val="40"/>
-        </w:rPr>
-        <w:t>11. About air conditioning</w:t>
-      </w:r>
-    </w:p>
-    <w:p>
-      <w:pPr>
-        <w:pStyle w:val="18"/>
-        <w:rPr>
-          <w:b/>
-          <w:bCs/>
-          <w:color w:val="17365D"/>
-          <w:sz w:val="40"/>
-          <w:szCs w:val="40"/>
-        </w:rPr>
-      </w:pPr>
-      <w:r>
-        <w:rPr>
-          <w:b/>
-          <w:bCs/>
-          <w:color w:val="17365D"/>
-          <w:sz w:val="40"/>
-          <w:szCs w:val="40"/>
-        </w:rPr>
-        <w:t>Before the tenant moves in, the owner is responsible for cleaning the air conditioner once to ensure its cleanliness and normal operation. During the lease term, the tenant is responsible for cleaning the air conditioner every 6 months.</w:t>
-      </w:r>
-    </w:p>
-    <w:p>
-      <w:pPr>
-        <w:pStyle w:val="18"/>
-        <w:rPr>
-          <w:rFonts w:ascii="Arial Unicode MS" w:hAnsi="Arial Unicode MS" w:eastAsia="Arial Unicode MS" w:cs="Arial Unicode MS"/>
-          <w:b/>
-          <w:bCs/>
-          <w:color w:val="17365D"/>
-          <w:sz w:val="40"/>
-          <w:szCs w:val="40"/>
-          <w:lang w:eastAsia="zh-CN"/>
-        </w:rPr>
-      </w:pPr>
-      <w:r>
-        <w:rPr>
-          <w:rFonts w:ascii="Arial Unicode MS" w:hAnsi="Arial Unicode MS" w:eastAsia="Arial Unicode MS" w:cs="Arial Unicode MS"/>
-          <w:b/>
-          <w:bCs/>
-          <w:color w:val="17365D"/>
-          <w:sz w:val="40"/>
-          <w:szCs w:val="40"/>
-          <w:cs/>
-          <w:lang w:val="th-TH" w:bidi="th-TH"/>
-        </w:rPr>
-        <w:t xml:space="preserve">ก่อนที่ผู้เช่าจะเข้าอยู่ เจ้าของห้องมีหน้าที่รับผิดชอบในการทำความสะอาดเครื่องปรับอากาศหนึ่งครั้งเพื่อให้มั่นใจในความสะอาดและการทำงานตามปกติ ในระหว่างระยะเวลาเช่า ผู้เช่ามีหน้าที่รับผิดชอบในการทำความสะอาดเครื่องปรับอากาศทุกๆ </w:t>
-      </w:r>
-      <w:r>
-        <w:rPr>
-          <w:rFonts w:ascii="Arial Unicode MS" w:hAnsi="Arial Unicode MS" w:eastAsia="Arial Unicode MS" w:cs="Arial Unicode MS"/>
-          <w:b/>
-          <w:bCs/>
-          <w:color w:val="17365D"/>
-          <w:sz w:val="40"/>
-          <w:szCs w:val="40"/>
-        </w:rPr>
-        <w:t xml:space="preserve">6 </w:t>
-      </w:r>
-      <w:r>
-        <w:rPr>
-          <w:rFonts w:ascii="Arial Unicode MS" w:hAnsi="Arial Unicode MS" w:eastAsia="Arial Unicode MS" w:cs="Arial Unicode MS"/>
-          <w:b/>
-          <w:bCs/>
-          <w:color w:val="17365D"/>
-          <w:sz w:val="40"/>
-          <w:szCs w:val="40"/>
-          <w:cs/>
-          <w:lang w:val="th-TH" w:bidi="th-TH"/>
-        </w:rPr>
-        <w:t>เดือน</w:t>
-      </w:r>
-    </w:p>
-    <w:p>
-      <w:pPr>
-        <w:pStyle w:val="18"/>
-        <w:rPr>
-          <w:b/>
-          <w:bCs/>
-          <w:color w:val="17365D"/>
-          <w:sz w:val="40"/>
-          <w:szCs w:val="40"/>
-          <w:lang w:eastAsia="zh-CN"/>
-        </w:rPr>
-      </w:pPr>
-    </w:p>
-    <w:p>
-      <w:pPr>
-        <w:pStyle w:val="18"/>
-        <w:rPr>
-          <w:b/>
-          <w:bCs/>
-          <w:color w:val="17365D"/>
-          <w:sz w:val="40"/>
-          <w:szCs w:val="40"/>
-        </w:rPr>
-      </w:pPr>
-      <w:r>
-        <w:rPr>
-          <w:b/>
-          <w:bCs/>
-          <w:color w:val="17365D"/>
-          <w:sz w:val="40"/>
-          <w:szCs w:val="40"/>
-        </w:rPr>
-        <w:t>12. Comply with property management regulations</w:t>
-      </w:r>
-    </w:p>
-    <w:p>
-      <w:pPr>
-        <w:pStyle w:val="18"/>
-        <w:rPr>
-          <w:b/>
-          <w:bCs/>
-          <w:color w:val="17365D"/>
-          <w:sz w:val="40"/>
-          <w:szCs w:val="40"/>
-        </w:rPr>
-      </w:pPr>
-      <w:r>
-        <w:rPr>
-          <w:b/>
-          <w:bCs/>
-          <w:color w:val="17365D"/>
-          <w:sz w:val="40"/>
-          <w:szCs w:val="40"/>
-        </w:rPr>
-        <w:t>Tenants need to abide by Juristic's management regulations and regulations regarding the use of common areas. The tenant shall not cause nuisance or disturbance to neighbors.</w:t>
-      </w:r>
-    </w:p>
-    <w:p>
-      <w:pPr>
-        <w:pStyle w:val="18"/>
-        <w:rPr>
-          <w:rFonts w:ascii="Arial Unicode MS" w:hAnsi="Arial Unicode MS" w:eastAsia="Arial Unicode MS" w:cs="Arial Unicode MS"/>
-          <w:b/>
-          <w:bCs/>
-          <w:color w:val="17365D"/>
-          <w:sz w:val="40"/>
-          <w:szCs w:val="40"/>
-          <w:lang w:eastAsia="zh-CN"/>
-        </w:rPr>
-      </w:pPr>
-      <w:r>
-        <w:rPr>
-          <w:rFonts w:ascii="Arial Unicode MS" w:hAnsi="Arial Unicode MS" w:eastAsia="Arial Unicode MS" w:cs="Arial Unicode MS"/>
-          <w:b/>
-          <w:bCs/>
-          <w:color w:val="17365D"/>
-          <w:sz w:val="40"/>
-          <w:szCs w:val="40"/>
-          <w:cs/>
-          <w:lang w:val="th-TH" w:bidi="th-TH"/>
-        </w:rPr>
-        <w:t>ผู้เช่าต้องปฏิบัติตามข้อบังคับการจัดการของนิติบุคคลและกฎระเบียบเกี่ยวกับการใช้พื้นที่ส่วนกลาง ผู้เช่าจะต้องไม่ก่อให้เกิดความรำคาญหรือรบกวนเพื่อนบ้าน</w:t>
-      </w:r>
-    </w:p>
-    <w:p>
-      <w:pPr>
-        <w:pStyle w:val="18"/>
-        <w:rPr>
-          <w:b/>
-          <w:bCs/>
-          <w:color w:val="17365D"/>
-          <w:sz w:val="40"/>
-          <w:szCs w:val="40"/>
-          <w:lang w:eastAsia="zh-CN"/>
-        </w:rPr>
-      </w:pPr>
-    </w:p>
-    <w:p>
-      <w:pPr>
-        <w:pStyle w:val="18"/>
-        <w:rPr>
-          <w:b/>
-          <w:bCs/>
-          <w:color w:val="17365D"/>
-          <w:sz w:val="40"/>
-          <w:szCs w:val="40"/>
-        </w:rPr>
-      </w:pPr>
-      <w:r>
-        <w:rPr>
-          <w:b/>
-          <w:bCs/>
-          <w:color w:val="17365D"/>
-          <w:sz w:val="40"/>
-          <w:szCs w:val="40"/>
-        </w:rPr>
-        <w:t>13. Early termination of contract</w:t>
-      </w:r>
-    </w:p>
-    <w:p>
-      <w:pPr>
-        <w:pStyle w:val="18"/>
-        <w:rPr>
-          <w:b/>
-          <w:bCs/>
-          <w:color w:val="17365D"/>
-          <w:sz w:val="40"/>
-          <w:szCs w:val="40"/>
-        </w:rPr>
-      </w:pPr>
-      <w:r>
-        <w:rPr>
-          <w:b/>
-          <w:bCs/>
-          <w:color w:val="17365D"/>
-          <w:sz w:val="40"/>
-          <w:szCs w:val="40"/>
-        </w:rPr>
-        <w:t>If the tenant terminates the lease early before the expiration date specified in this agreement, the security deposit will not be refunded. If the owner terminates the contract early, the security deposit will be returned to the tenant, and an additional one month's rent will be paid as compensation.</w:t>
-      </w:r>
-    </w:p>
-    <w:p>
-      <w:pPr>
-        <w:pStyle w:val="18"/>
-        <w:rPr>
-          <w:rFonts w:ascii="Arial Unicode MS" w:hAnsi="Arial Unicode MS" w:eastAsia="Arial Unicode MS" w:cs="Arial Unicode MS"/>
-          <w:b/>
-          <w:bCs/>
-          <w:color w:val="17365D"/>
-          <w:sz w:val="40"/>
-          <w:szCs w:val="40"/>
-          <w:lang w:eastAsia="zh-CN"/>
-        </w:rPr>
-      </w:pPr>
-      <w:r>
-        <w:rPr>
-          <w:rFonts w:ascii="Arial Unicode MS" w:hAnsi="Arial Unicode MS" w:eastAsia="Arial Unicode MS" w:cs="Arial Unicode MS"/>
-          <w:b/>
-          <w:bCs/>
-          <w:color w:val="17365D"/>
-          <w:sz w:val="40"/>
-          <w:szCs w:val="40"/>
-          <w:cs/>
-          <w:lang w:val="th-TH" w:bidi="th-TH"/>
-        </w:rPr>
-        <w:t>หากผู้เช่าบอกเลิกสัญญาเช่าก่อนเวลา เงินประกันจะไม่ได้รับคืน หากเจ้าของบอกเลิกสัญญาก่อนเวลา เงินประกันจะถูกคืนให้กับผู้เช่า และจะมีการจ่ายค่าเช่าเพิ่มอีกเดือนหนึ่งเป็นค่าชดเชย</w:t>
-      </w:r>
-    </w:p>
-    <w:p>
-      <w:pPr>
-        <w:pStyle w:val="18"/>
-        <w:rPr>
-          <w:b/>
-          <w:bCs/>
-          <w:color w:val="17365D"/>
-          <w:sz w:val="40"/>
-          <w:szCs w:val="40"/>
-          <w:lang w:eastAsia="zh-CN"/>
-        </w:rPr>
-      </w:pPr>
-    </w:p>
-    <w:p>
-      <w:pPr>
-        <w:pStyle w:val="18"/>
-        <w:rPr>
-          <w:b/>
-          <w:bCs/>
-          <w:color w:val="17365D"/>
-          <w:sz w:val="40"/>
-          <w:szCs w:val="40"/>
-        </w:rPr>
-      </w:pPr>
-      <w:r>
-        <w:rPr>
-          <w:b/>
-          <w:bCs/>
-          <w:color w:val="17365D"/>
-          <w:sz w:val="40"/>
-          <w:szCs w:val="40"/>
-        </w:rPr>
-        <w:t>14. Homeowner visits room</w:t>
-      </w:r>
-    </w:p>
-    <w:p>
-      <w:pPr>
-        <w:pStyle w:val="18"/>
-        <w:rPr>
-          <w:b/>
-          <w:bCs/>
-          <w:color w:val="17365D"/>
-          <w:sz w:val="40"/>
-          <w:szCs w:val="40"/>
-        </w:rPr>
-      </w:pPr>
-      <w:r>
-        <w:rPr>
-          <w:b/>
-          <w:bCs/>
-          <w:color w:val="17365D"/>
-          <w:sz w:val="40"/>
-          <w:szCs w:val="40"/>
-        </w:rPr>
-        <w:t>During the lease period, if the owner needs to visit the room, the owner must obtain the tenant's consent in advance, except in cases of emergency.</w:t>
-      </w:r>
-    </w:p>
-    <w:p>
-      <w:pPr>
-        <w:pStyle w:val="18"/>
-        <w:rPr>
-          <w:rFonts w:ascii="Arial Unicode MS" w:hAnsi="Arial Unicode MS" w:eastAsia="Arial Unicode MS" w:cs="Arial Unicode MS"/>
-          <w:b/>
-          <w:bCs/>
-          <w:color w:val="17365D"/>
-          <w:sz w:val="40"/>
-          <w:szCs w:val="40"/>
-          <w:lang w:eastAsia="zh-CN"/>
-        </w:rPr>
-      </w:pPr>
-      <w:r>
-        <w:rPr>
-          <w:rFonts w:ascii="Arial Unicode MS" w:hAnsi="Arial Unicode MS" w:eastAsia="Arial Unicode MS" w:cs="Arial Unicode MS"/>
-          <w:b/>
-          <w:bCs/>
-          <w:color w:val="17365D"/>
-          <w:sz w:val="40"/>
-          <w:szCs w:val="40"/>
-          <w:cs/>
-          <w:lang w:val="th-TH" w:bidi="th-TH"/>
-        </w:rPr>
-        <w:t>ในช่วงระยะเวลาเช่าหากเจ้าของต้องการเยี่ยมชมห้องต้องได้รับความยินยอมจากผู้เช่าล่วงหน้า ยกเว้นในกรณีฉุกเฉิน</w:t>
-      </w:r>
-    </w:p>
-    <w:p>
-      <w:pPr>
-        <w:pStyle w:val="18"/>
-        <w:rPr>
-          <w:rFonts w:ascii="Arial Unicode MS" w:hAnsi="Arial Unicode MS" w:eastAsia="Arial Unicode MS" w:cs="Arial Unicode MS"/>
-          <w:b/>
-          <w:bCs/>
-          <w:color w:val="17365D"/>
-          <w:sz w:val="40"/>
-          <w:szCs w:val="40"/>
-          <w:lang w:eastAsia="zh-CN"/>
-        </w:rPr>
-      </w:pPr>
-    </w:p>
-    <w:p>
-      <w:pPr>
-        <w:pStyle w:val="18"/>
-        <w:rPr>
-          <w:b/>
-          <w:bCs/>
-          <w:color w:val="17365D"/>
-          <w:sz w:val="40"/>
-          <w:szCs w:val="40"/>
-          <w:lang w:eastAsia="zh-CN"/>
-        </w:rPr>
-      </w:pPr>
-      <w:r>
-        <w:rPr>
-          <w:rFonts w:hint="eastAsia"/>
-          <w:b/>
-          <w:bCs/>
-          <w:color w:val="17365D"/>
-          <w:sz w:val="40"/>
-          <w:szCs w:val="40"/>
-          <w:lang w:eastAsia="zh-CN"/>
-        </w:rPr>
-        <w:t>15 Personal Safety</w:t>
-      </w:r>
-    </w:p>
-    <w:p>
-      <w:pPr>
-        <w:pStyle w:val="18"/>
-        <w:rPr>
-          <w:b/>
-          <w:bCs/>
-          <w:color w:val="17365D"/>
-          <w:sz w:val="40"/>
-          <w:szCs w:val="40"/>
-          <w:lang w:eastAsia="zh-CN"/>
-        </w:rPr>
-      </w:pPr>
-      <w:r>
-        <w:rPr>
-          <w:b/>
-          <w:bCs/>
-          <w:color w:val="17365D"/>
-          <w:sz w:val="40"/>
-          <w:szCs w:val="40"/>
-          <w:lang w:eastAsia="zh-CN"/>
-        </w:rPr>
-        <w:t>Upon move-in, the Tenant shall bear sole responsibility for any personal injury to themselves or any third party resulting from the Tenant's actions. The Landlord shall not be held liable for any such injuries or related claims for compensation.</w:t>
-      </w:r>
-    </w:p>
-    <w:p>
-      <w:pPr>
-        <w:pStyle w:val="18"/>
-        <w:rPr>
-          <w:rFonts w:ascii="Arial Unicode MS" w:hAnsi="Arial Unicode MS" w:eastAsia="Arial Unicode MS" w:cs="Arial Unicode MS"/>
-          <w:b/>
-          <w:bCs/>
-          <w:color w:val="17365D"/>
-          <w:sz w:val="40"/>
-          <w:szCs w:val="40"/>
-        </w:rPr>
-      </w:pPr>
-      <w:r>
-        <w:rPr>
-          <w:rFonts w:hint="cs" w:ascii="Arial Unicode MS" w:hAnsi="Arial Unicode MS" w:eastAsia="Arial Unicode MS" w:cs="Arial Unicode MS"/>
-          <w:b/>
-          <w:bCs/>
-          <w:color w:val="17365D"/>
-          <w:sz w:val="40"/>
-          <w:szCs w:val="40"/>
-          <w:cs/>
-          <w:lang w:val="th-TH" w:bidi="th-TH"/>
-        </w:rPr>
-        <w:t>หลังจากที่ผู้เช่าย้ายเข้าพักอาศัย</w:t>
-      </w:r>
-      <w:r>
-        <w:rPr>
-          <w:rFonts w:ascii="Arial Unicode MS" w:hAnsi="Arial Unicode MS" w:eastAsia="Arial Unicode MS" w:cs="Arial Unicode MS"/>
-          <w:b/>
-          <w:bCs/>
-          <w:color w:val="17365D"/>
-          <w:sz w:val="40"/>
-          <w:szCs w:val="40"/>
-          <w:cs/>
-          <w:lang w:bidi="th-TH"/>
-        </w:rPr>
-        <w:t xml:space="preserve"> </w:t>
-      </w:r>
-      <w:r>
-        <w:rPr>
-          <w:rFonts w:hint="cs" w:ascii="Arial Unicode MS" w:hAnsi="Arial Unicode MS" w:eastAsia="Arial Unicode MS" w:cs="Arial Unicode MS"/>
-          <w:b/>
-          <w:bCs/>
-          <w:color w:val="17365D"/>
-          <w:sz w:val="40"/>
-          <w:szCs w:val="40"/>
-          <w:cs/>
-          <w:lang w:val="th-TH" w:bidi="th-TH"/>
-        </w:rPr>
-        <w:t>ผู้เช่าจะต้องรับผิดชอบแต่เพียงผู้เดียวต่อการบาดเจ็บทางร่างกายใดๆ</w:t>
-      </w:r>
-      <w:r>
-        <w:rPr>
-          <w:rFonts w:ascii="Arial Unicode MS" w:hAnsi="Arial Unicode MS" w:eastAsia="Arial Unicode MS" w:cs="Arial Unicode MS"/>
-          <w:b/>
-          <w:bCs/>
-          <w:color w:val="17365D"/>
-          <w:sz w:val="40"/>
-          <w:szCs w:val="40"/>
-          <w:cs/>
-          <w:lang w:bidi="th-TH"/>
-        </w:rPr>
-        <w:t xml:space="preserve"> </w:t>
-      </w:r>
-      <w:r>
-        <w:rPr>
-          <w:rFonts w:hint="cs" w:ascii="Arial Unicode MS" w:hAnsi="Arial Unicode MS" w:eastAsia="Arial Unicode MS" w:cs="Arial Unicode MS"/>
-          <w:b/>
-          <w:bCs/>
-          <w:color w:val="17365D"/>
-          <w:sz w:val="40"/>
-          <w:szCs w:val="40"/>
-          <w:cs/>
-          <w:lang w:val="th-TH" w:bidi="th-TH"/>
-        </w:rPr>
-        <w:t>ที่เกิดขึ้นกับตนเองหรือบุคคลที่สาม</w:t>
-      </w:r>
-      <w:r>
-        <w:rPr>
-          <w:rFonts w:ascii="Arial Unicode MS" w:hAnsi="Arial Unicode MS" w:eastAsia="Arial Unicode MS" w:cs="Arial Unicode MS"/>
-          <w:b/>
-          <w:bCs/>
-          <w:color w:val="17365D"/>
-          <w:sz w:val="40"/>
-          <w:szCs w:val="40"/>
-          <w:cs/>
-          <w:lang w:bidi="th-TH"/>
-        </w:rPr>
-        <w:t xml:space="preserve"> </w:t>
-      </w:r>
-      <w:r>
-        <w:rPr>
-          <w:rFonts w:hint="cs" w:ascii="Arial Unicode MS" w:hAnsi="Arial Unicode MS" w:eastAsia="Arial Unicode MS" w:cs="Arial Unicode MS"/>
-          <w:b/>
-          <w:bCs/>
-          <w:color w:val="17365D"/>
-          <w:sz w:val="40"/>
-          <w:szCs w:val="40"/>
-          <w:cs/>
-          <w:lang w:val="th-TH" w:bidi="th-TH"/>
-        </w:rPr>
-        <w:t>ซึ่งเป็นผลมาจากการกระทำของผู้เช่า</w:t>
-      </w:r>
-      <w:r>
-        <w:rPr>
-          <w:rFonts w:ascii="Arial Unicode MS" w:hAnsi="Arial Unicode MS" w:eastAsia="Arial Unicode MS" w:cs="Arial Unicode MS"/>
-          <w:b/>
-          <w:bCs/>
-          <w:color w:val="17365D"/>
-          <w:sz w:val="40"/>
-          <w:szCs w:val="40"/>
-          <w:cs/>
-          <w:lang w:bidi="th-TH"/>
-        </w:rPr>
-        <w:t xml:space="preserve"> </w:t>
-      </w:r>
-      <w:r>
-        <w:rPr>
-          <w:rFonts w:hint="cs" w:ascii="Arial Unicode MS" w:hAnsi="Arial Unicode MS" w:eastAsia="Arial Unicode MS" w:cs="Arial Unicode MS"/>
-          <w:b/>
-          <w:bCs/>
-          <w:color w:val="17365D"/>
-          <w:sz w:val="40"/>
-          <w:szCs w:val="40"/>
-          <w:cs/>
-          <w:lang w:val="th-TH" w:bidi="th-TH"/>
-        </w:rPr>
-        <w:t>ทั้งนี้</w:t>
-      </w:r>
-      <w:r>
-        <w:rPr>
-          <w:rFonts w:ascii="Arial Unicode MS" w:hAnsi="Arial Unicode MS" w:eastAsia="Arial Unicode MS" w:cs="Arial Unicode MS"/>
-          <w:b/>
-          <w:bCs/>
-          <w:color w:val="17365D"/>
-          <w:sz w:val="40"/>
-          <w:szCs w:val="40"/>
-          <w:cs/>
-          <w:lang w:bidi="th-TH"/>
-        </w:rPr>
-        <w:t xml:space="preserve"> </w:t>
-      </w:r>
-      <w:r>
-        <w:rPr>
-          <w:rFonts w:hint="cs" w:ascii="Arial Unicode MS" w:hAnsi="Arial Unicode MS" w:eastAsia="Arial Unicode MS" w:cs="Arial Unicode MS"/>
-          <w:b/>
-          <w:bCs/>
-          <w:color w:val="17365D"/>
-          <w:sz w:val="40"/>
-          <w:szCs w:val="40"/>
-          <w:cs/>
-          <w:lang w:val="th-TH" w:bidi="th-TH"/>
-        </w:rPr>
-        <w:t>ผู้ให้เช่าจะไม่ต้องรับผิดชอบต่อการบาดเจ็บดังกล่าวหรือข้อเรียกร้องค่าสินไหมทดแทนใดๆ</w:t>
-      </w:r>
-      <w:r>
-        <w:rPr>
-          <w:rFonts w:ascii="Arial Unicode MS" w:hAnsi="Arial Unicode MS" w:eastAsia="Arial Unicode MS" w:cs="Arial Unicode MS"/>
-          <w:b/>
-          <w:bCs/>
-          <w:color w:val="17365D"/>
-          <w:sz w:val="40"/>
-          <w:szCs w:val="40"/>
-          <w:cs/>
-          <w:lang w:bidi="th-TH"/>
-        </w:rPr>
-        <w:t xml:space="preserve"> </w:t>
-      </w:r>
-      <w:r>
-        <w:rPr>
-          <w:rFonts w:hint="cs" w:ascii="Arial Unicode MS" w:hAnsi="Arial Unicode MS" w:eastAsia="Arial Unicode MS" w:cs="Arial Unicode MS"/>
-          <w:b/>
-          <w:bCs/>
-          <w:color w:val="17365D"/>
-          <w:sz w:val="40"/>
-          <w:szCs w:val="40"/>
-          <w:cs/>
-          <w:lang w:val="th-TH" w:bidi="th-TH"/>
-        </w:rPr>
-        <w:t>ที่เกี่ยวข้องทั้งสิ้น</w:t>
-      </w:r>
-    </w:p>
-    <w:p>
-      <w:pPr>
-        <w:pStyle w:val="18"/>
-        <w:rPr>
-          <w:b/>
-          <w:bCs/>
-          <w:color w:val="17365D"/>
-          <w:sz w:val="40"/>
-          <w:szCs w:val="40"/>
-        </w:rPr>
-      </w:pPr>
-      <w:r>
-        <w:rPr>
-          <w:b/>
-          <w:bCs/>
-          <w:color w:val="17365D"/>
-          <w:sz w:val="40"/>
-          <w:szCs w:val="40"/>
-        </w:rPr>
-        <w:t>Landlord Signature:</w:t>
-      </w:r>
-    </w:p>
-    <w:p>
-      <w:pPr>
-        <w:pStyle w:val="18"/>
-        <w:rPr>
-          <w:b/>
-          <w:bCs/>
-          <w:color w:val="17365D"/>
-          <w:sz w:val="40"/>
-          <w:szCs w:val="40"/>
-          <w:lang w:eastAsia="zh-CN"/>
-        </w:rPr>
-      </w:pPr>
-      <w:r>
-        <w:rPr>
-          <w:b/>
-          <w:bCs/>
-          <w:color w:val="17365D"/>
-          <w:sz w:val="40"/>
-          <w:szCs w:val="40"/>
-        </w:rPr>
-        <w:t>__________________________</w:t>
-      </w:r>
-    </w:p>
-    <w:p>
-      <w:pPr>
-        <w:pStyle w:val="18"/>
-        <w:rPr>
-          <w:b/>
-          <w:bCs/>
-          <w:color w:val="17365D"/>
-          <w:sz w:val="40"/>
-          <w:szCs w:val="40"/>
-        </w:rPr>
-      </w:pPr>
-      <w:r>
-        <w:rPr>
-          <w:b/>
-          <w:bCs/>
-          <w:color w:val="17365D"/>
-          <w:sz w:val="40"/>
-          <w:szCs w:val="40"/>
-        </w:rPr>
-        <w:t>Tenant Signature:</w:t>
-      </w:r>
-    </w:p>
-    <w:p>
-      <w:pPr>
-        <w:pStyle w:val="18"/>
-        <w:rPr>
-          <w:b/>
-          <w:bCs/>
-          <w:color w:val="17365D"/>
-          <w:sz w:val="40"/>
-          <w:szCs w:val="40"/>
-        </w:rPr>
-      </w:pPr>
-      <w:r>
-        <w:rPr>
-          <w:b/>
-          <w:bCs/>
-          <w:color w:val="17365D"/>
-          <w:sz w:val="40"/>
-          <w:szCs w:val="40"/>
-        </w:rPr>
-        <w:t>__________________________</w:t>
+        <w:t>}}</w:t>
       </w:r>
     </w:p>
     <w:sectPr>
@@ -3420,7 +3546,7 @@
     <w:lsdException w:qFormat="1" w:unhideWhenUsed="0" w:uiPriority="10" w:semiHidden="0" w:name="Title"/>
     <w:lsdException w:uiPriority="99" w:name="Closing"/>
     <w:lsdException w:uiPriority="99" w:name="Signature"/>
-    <w:lsdException w:uiPriority="1" w:name="Default Paragraph Font"/>
+    <w:lsdException w:qFormat="1" w:uiPriority="1" w:name="Default Paragraph Font"/>
     <w:lsdException w:uiPriority="99" w:name="Body Text"/>
     <w:lsdException w:uiPriority="99" w:name="Body Text Indent"/>
     <w:lsdException w:uiPriority="99" w:name="List Continue"/>
@@ -3810,6 +3936,7 @@
     <w:name w:val="Default Paragraph Font"/>
     <w:semiHidden/>
     <w:unhideWhenUsed/>
+    <w:qFormat/>
     <w:uiPriority w:val="1"/>
   </w:style>
   <w:style w:type="table" w:default="1" w:styleId="12">
@@ -3883,6 +4010,7 @@
   </w:style>
   <w:style w:type="table" w:customStyle="1" w:styleId="17">
     <w:name w:val="TableNormal"/>
+    <w:qFormat/>
     <w:uiPriority w:val="0"/>
     <w:tblPr>
       <w:tblCellMar>
@@ -3895,6 +4023,7 @@
   </w:style>
   <w:style w:type="paragraph" w:customStyle="1" w:styleId="18">
     <w:name w:val="normal"/>
+    <w:qFormat/>
     <w:uiPriority w:val="0"/>
     <w:pPr>
       <w:spacing w:after="200" w:line="276" w:lineRule="auto"/>
@@ -3909,6 +4038,7 @@
   <w:style w:type="table" w:customStyle="1" w:styleId="19">
     <w:name w:val="_Style 16"/>
     <w:basedOn w:val="17"/>
+    <w:qFormat/>
     <w:uiPriority w:val="0"/>
     <w:tblPr>
       <w:tblCellMar>
@@ -3923,6 +4053,7 @@
     <w:name w:val="标题 1 Char"/>
     <w:basedOn w:val="11"/>
     <w:link w:val="2"/>
+    <w:qFormat/>
     <w:uiPriority w:val="9"/>
     <w:rPr>
       <w:smallCaps/>
@@ -3935,6 +4066,7 @@
     <w:name w:val="标题 2 Char"/>
     <w:basedOn w:val="11"/>
     <w:link w:val="3"/>
+    <w:qFormat/>
     <w:uiPriority w:val="9"/>
     <w:rPr>
       <w:smallCaps/>
@@ -3946,6 +4078,7 @@
     <w:name w:val="标题 3 Char"/>
     <w:basedOn w:val="11"/>
     <w:link w:val="4"/>
+    <w:qFormat/>
     <w:uiPriority w:val="9"/>
     <w:rPr>
       <w:i/>
@@ -3960,6 +4093,7 @@
     <w:name w:val="标题 4 Char"/>
     <w:basedOn w:val="11"/>
     <w:link w:val="5"/>
+    <w:qFormat/>
     <w:uiPriority w:val="9"/>
     <w:rPr>
       <w:b/>

--- a/public/Lease_agreement_SAMPLE.docx
+++ b/public/Lease_agreement_SAMPLE.docx
@@ -2636,391 +2636,28 @@
       </w:pPr>
       <w:r>
         <w:rPr>
-          <w:b/>
-          <w:bCs/>
-          <w:color w:val="17365D"/>
-          <w:sz w:val="40"/>
-          <w:szCs w:val="40"/>
-        </w:rPr>
-        <w:t>Before the tenant moves in, the owner is responsible for cleaning the air conditioner once to ensure its cleanliness and normal operation. During the lease term, the tenant is responsible for cleaning the air conditioner every 6 months.</w:t>
-      </w:r>
-    </w:p>
-    <w:p>
-      <w:pPr>
-        <w:pStyle w:val="18"/>
-        <w:rPr>
-          <w:rFonts w:ascii="Arial Unicode MS" w:hAnsi="Arial Unicode MS" w:eastAsia="Arial Unicode MS" w:cs="Arial Unicode MS"/>
-          <w:b/>
-          <w:bCs/>
-          <w:color w:val="17365D"/>
-          <w:sz w:val="40"/>
-          <w:szCs w:val="40"/>
-          <w:lang w:eastAsia="zh-CN"/>
-        </w:rPr>
-      </w:pPr>
-      <w:r>
-        <w:rPr>
-          <w:rFonts w:ascii="Arial Unicode MS" w:hAnsi="Arial Unicode MS" w:eastAsia="Arial Unicode MS" w:cs="Arial Unicode MS"/>
-          <w:b/>
-          <w:bCs/>
-          <w:color w:val="17365D"/>
-          <w:sz w:val="40"/>
-          <w:szCs w:val="40"/>
-          <w:cs/>
-          <w:lang w:val="th-TH" w:bidi="th-TH"/>
-        </w:rPr>
-        <w:t xml:space="preserve">ก่อนที่ผู้เช่าจะเข้าอยู่ เจ้าของห้องมีหน้าที่รับผิดชอบในการทำความสะอาดเครื่องปรับอากาศหนึ่งครั้งเพื่อให้มั่นใจในความสะอาดและการทำงานตามปกติ ในระหว่างระยะเวลาเช่า ผู้เช่ามีหน้าที่รับผิดชอบในการทำความสะอาดเครื่องปรับอากาศทุกๆ </w:t>
-      </w:r>
-      <w:r>
-        <w:rPr>
-          <w:rFonts w:ascii="Arial Unicode MS" w:hAnsi="Arial Unicode MS" w:eastAsia="Arial Unicode MS" w:cs="Arial Unicode MS"/>
-          <w:b/>
-          <w:bCs/>
-          <w:color w:val="17365D"/>
-          <w:sz w:val="40"/>
-          <w:szCs w:val="40"/>
-        </w:rPr>
-        <w:t xml:space="preserve">6 </w:t>
-      </w:r>
-      <w:r>
-        <w:rPr>
-          <w:rFonts w:ascii="Arial Unicode MS" w:hAnsi="Arial Unicode MS" w:eastAsia="Arial Unicode MS" w:cs="Arial Unicode MS"/>
-          <w:b/>
-          <w:bCs/>
-          <w:color w:val="17365D"/>
-          <w:sz w:val="40"/>
-          <w:szCs w:val="40"/>
-          <w:cs/>
-          <w:lang w:val="th-TH" w:bidi="th-TH"/>
-        </w:rPr>
-        <w:t>เดือน</w:t>
-      </w:r>
-    </w:p>
-    <w:p>
-      <w:pPr>
-        <w:pStyle w:val="18"/>
-        <w:rPr>
-          <w:b/>
-          <w:bCs/>
-          <w:color w:val="17365D"/>
-          <w:sz w:val="40"/>
-          <w:szCs w:val="40"/>
-          <w:lang w:eastAsia="zh-CN"/>
-        </w:rPr>
-      </w:pPr>
-    </w:p>
-    <w:p>
-      <w:pPr>
-        <w:pStyle w:val="18"/>
-        <w:rPr>
-          <w:b/>
-          <w:bCs/>
-          <w:color w:val="17365D"/>
-          <w:sz w:val="40"/>
-          <w:szCs w:val="40"/>
-        </w:rPr>
-      </w:pPr>
-      <w:r>
-        <w:rPr>
-          <w:b/>
-          <w:bCs/>
-          <w:color w:val="17365D"/>
-          <w:sz w:val="40"/>
-          <w:szCs w:val="40"/>
-        </w:rPr>
-        <w:t>12. Comply with property management regulations</w:t>
-      </w:r>
-    </w:p>
-    <w:p>
-      <w:pPr>
-        <w:pStyle w:val="18"/>
-        <w:rPr>
-          <w:b/>
-          <w:bCs/>
-          <w:color w:val="17365D"/>
-          <w:sz w:val="40"/>
-          <w:szCs w:val="40"/>
-        </w:rPr>
-      </w:pPr>
-      <w:r>
-        <w:rPr>
-          <w:b/>
-          <w:bCs/>
-          <w:color w:val="17365D"/>
-          <w:sz w:val="40"/>
-          <w:szCs w:val="40"/>
-        </w:rPr>
-        <w:t>Tenants need to abide by Juristic's management regulations and regulations regarding the use of common areas. The tenant shall not cause nuisance or disturbance to neighbors.</w:t>
-      </w:r>
-    </w:p>
-    <w:p>
-      <w:pPr>
-        <w:pStyle w:val="18"/>
-        <w:rPr>
-          <w:rFonts w:ascii="Arial Unicode MS" w:hAnsi="Arial Unicode MS" w:eastAsia="Arial Unicode MS" w:cs="Arial Unicode MS"/>
-          <w:b/>
-          <w:bCs/>
-          <w:color w:val="17365D"/>
-          <w:sz w:val="40"/>
-          <w:szCs w:val="40"/>
-          <w:lang w:eastAsia="zh-CN"/>
-        </w:rPr>
-      </w:pPr>
-      <w:r>
-        <w:rPr>
-          <w:rFonts w:ascii="Arial Unicode MS" w:hAnsi="Arial Unicode MS" w:eastAsia="Arial Unicode MS" w:cs="Arial Unicode MS"/>
-          <w:b/>
-          <w:bCs/>
-          <w:color w:val="17365D"/>
-          <w:sz w:val="40"/>
-          <w:szCs w:val="40"/>
-          <w:cs/>
-          <w:lang w:val="th-TH" w:bidi="th-TH"/>
-        </w:rPr>
-        <w:t>ผู้เช่าต้องปฏิบัติตามข้อบังคับการจัดการของนิติบุคคลและกฎระเบียบเกี่ยวกับการใช้พื้นที่ส่วนกลาง ผู้เช่าจะต้องไม่ก่อให้เกิดความรำคาญหรือรบกวนเพื่อนบ้าน</w:t>
-      </w:r>
-    </w:p>
-    <w:p>
-      <w:pPr>
-        <w:pStyle w:val="18"/>
-        <w:rPr>
-          <w:b/>
-          <w:bCs/>
-          <w:color w:val="17365D"/>
-          <w:sz w:val="40"/>
-          <w:szCs w:val="40"/>
-          <w:lang w:eastAsia="zh-CN"/>
-        </w:rPr>
-      </w:pPr>
-    </w:p>
-    <w:p>
-      <w:pPr>
-        <w:pStyle w:val="18"/>
-        <w:rPr>
-          <w:b/>
-          <w:bCs/>
-          <w:color w:val="17365D"/>
-          <w:sz w:val="40"/>
-          <w:szCs w:val="40"/>
-        </w:rPr>
-      </w:pPr>
-      <w:r>
-        <w:rPr>
-          <w:b/>
-          <w:bCs/>
-          <w:color w:val="17365D"/>
-          <w:sz w:val="40"/>
-          <w:szCs w:val="40"/>
-        </w:rPr>
-        <w:t>13. Early termination of contract</w:t>
-      </w:r>
-    </w:p>
-    <w:p>
-      <w:pPr>
-        <w:pStyle w:val="18"/>
-        <w:rPr>
-          <w:b/>
-          <w:bCs/>
-          <w:color w:val="17365D"/>
-          <w:sz w:val="40"/>
-          <w:szCs w:val="40"/>
-        </w:rPr>
-      </w:pPr>
-      <w:r>
-        <w:rPr>
-          <w:b/>
-          <w:bCs/>
-          <w:color w:val="17365D"/>
-          <w:sz w:val="40"/>
-          <w:szCs w:val="40"/>
-        </w:rPr>
-        <w:t>If the tenant terminates the lease early before the expiration date specified in this agreement, the security deposit will not be refunded. If the owner terminates the contract early, the security deposit will be returned to the tenant, and an additional one month's rent will be paid as compensation.</w:t>
-      </w:r>
-    </w:p>
-    <w:p>
-      <w:pPr>
-        <w:pStyle w:val="18"/>
-        <w:rPr>
-          <w:rFonts w:ascii="Arial Unicode MS" w:hAnsi="Arial Unicode MS" w:eastAsia="Arial Unicode MS" w:cs="Arial Unicode MS"/>
-          <w:b/>
-          <w:bCs/>
-          <w:color w:val="17365D"/>
-          <w:sz w:val="40"/>
-          <w:szCs w:val="40"/>
-          <w:lang w:eastAsia="zh-CN"/>
-        </w:rPr>
-      </w:pPr>
-      <w:r>
-        <w:rPr>
-          <w:rFonts w:ascii="Arial Unicode MS" w:hAnsi="Arial Unicode MS" w:eastAsia="Arial Unicode MS" w:cs="Arial Unicode MS"/>
-          <w:b/>
-          <w:bCs/>
-          <w:color w:val="17365D"/>
-          <w:sz w:val="40"/>
-          <w:szCs w:val="40"/>
-          <w:cs/>
-          <w:lang w:val="th-TH" w:bidi="th-TH"/>
-        </w:rPr>
-        <w:t>หากผู้เช่าบอกเลิกสัญญาเช่าก่อนเวลา เงินประกันจะไม่ได้รับคืน หากเจ้าของบอกเลิกสัญญาก่อนเวลา เงินประกันจะถูกคืนให้กับผู้เช่า และจะมีการจ่ายค่าเช่าเพิ่มอีกเดือนหนึ่งเป็นค่าชดเชย</w:t>
-      </w:r>
-    </w:p>
-    <w:p>
-      <w:pPr>
-        <w:pStyle w:val="18"/>
-        <w:rPr>
-          <w:b/>
-          <w:bCs/>
-          <w:color w:val="17365D"/>
-          <w:sz w:val="40"/>
-          <w:szCs w:val="40"/>
-          <w:lang w:eastAsia="zh-CN"/>
-        </w:rPr>
-      </w:pPr>
-    </w:p>
-    <w:p>
-      <w:pPr>
-        <w:pStyle w:val="18"/>
-        <w:rPr>
-          <w:b/>
-          <w:bCs/>
-          <w:color w:val="17365D"/>
-          <w:sz w:val="40"/>
-          <w:szCs w:val="40"/>
-        </w:rPr>
-      </w:pPr>
-      <w:r>
-        <w:rPr>
-          <w:b/>
-          <w:bCs/>
-          <w:color w:val="17365D"/>
-          <w:sz w:val="40"/>
-          <w:szCs w:val="40"/>
-        </w:rPr>
-        <w:t>14. Homeowner visits room</w:t>
-      </w:r>
-    </w:p>
-    <w:p>
-      <w:pPr>
-        <w:pStyle w:val="18"/>
-        <w:rPr>
-          <w:b/>
-          <w:bCs/>
-          <w:color w:val="17365D"/>
-          <w:sz w:val="40"/>
-          <w:szCs w:val="40"/>
-        </w:rPr>
-      </w:pPr>
-      <w:r>
-        <w:rPr>
-          <w:b/>
-          <w:bCs/>
-          <w:color w:val="17365D"/>
-          <w:sz w:val="40"/>
-          <w:szCs w:val="40"/>
-        </w:rPr>
-        <w:t>During the lease period, if the owner needs to visit the room, the owner must obtain the tenant's consent in advance, except in cases of emergency.</w:t>
-      </w:r>
-    </w:p>
-    <w:p>
-      <w:pPr>
-        <w:pStyle w:val="18"/>
-        <w:rPr>
-          <w:rFonts w:ascii="Arial Unicode MS" w:hAnsi="Arial Unicode MS" w:eastAsia="Arial Unicode MS" w:cs="Arial Unicode MS"/>
-          <w:b/>
-          <w:bCs/>
-          <w:color w:val="17365D"/>
-          <w:sz w:val="40"/>
-          <w:szCs w:val="40"/>
-          <w:lang w:eastAsia="zh-CN"/>
-        </w:rPr>
-      </w:pPr>
-      <w:r>
-        <w:rPr>
-          <w:rFonts w:ascii="Arial Unicode MS" w:hAnsi="Arial Unicode MS" w:eastAsia="Arial Unicode MS" w:cs="Arial Unicode MS"/>
-          <w:b/>
-          <w:bCs/>
-          <w:color w:val="17365D"/>
-          <w:sz w:val="40"/>
-          <w:szCs w:val="40"/>
-          <w:cs/>
-          <w:lang w:val="th-TH" w:bidi="th-TH"/>
-        </w:rPr>
-        <w:t>ในช่วงระยะเวลาเช่าหากเจ้าของต้องการเยี่ยมชมห้องต้องได้รับความยินยอมจากผู้เช่าล่วงหน้า ยกเว้นในกรณีฉุกเฉิน</w:t>
-      </w:r>
-    </w:p>
-    <w:p>
-      <w:pPr>
-        <w:pStyle w:val="18"/>
-        <w:rPr>
-          <w:rFonts w:ascii="Arial Unicode MS" w:hAnsi="Arial Unicode MS" w:eastAsia="Arial Unicode MS" w:cs="Arial Unicode MS"/>
-          <w:b/>
-          <w:bCs/>
-          <w:color w:val="17365D"/>
-          <w:sz w:val="40"/>
-          <w:szCs w:val="40"/>
-          <w:lang w:eastAsia="zh-CN"/>
-        </w:rPr>
-      </w:pPr>
-    </w:p>
-    <w:p>
-      <w:pPr>
-        <w:pStyle w:val="18"/>
-        <w:rPr>
-          <w:b/>
-          <w:bCs/>
-          <w:color w:val="17365D"/>
-          <w:sz w:val="40"/>
-          <w:szCs w:val="40"/>
-          <w:lang w:eastAsia="zh-CN"/>
-        </w:rPr>
-      </w:pPr>
-      <w:r>
-        <w:rPr>
-          <w:rFonts w:hint="eastAsia"/>
-          <w:b/>
-          <w:bCs/>
-          <w:color w:val="17365D"/>
-          <w:sz w:val="40"/>
-          <w:szCs w:val="40"/>
-          <w:lang w:eastAsia="zh-CN"/>
-        </w:rPr>
-        <w:t>15 Personal Safety</w:t>
-      </w:r>
-    </w:p>
-    <w:p>
-      <w:pPr>
-        <w:pStyle w:val="18"/>
-        <w:rPr>
-          <w:b/>
-          <w:bCs/>
-          <w:color w:val="17365D"/>
-          <w:sz w:val="40"/>
-          <w:szCs w:val="40"/>
-          <w:lang w:eastAsia="zh-CN"/>
-        </w:rPr>
-      </w:pPr>
-      <w:r>
-        <w:rPr>
-          <w:b/>
-          <w:bCs/>
-          <w:color w:val="17365D"/>
-          <w:sz w:val="40"/>
-          <w:szCs w:val="40"/>
-          <w:lang w:eastAsia="zh-CN"/>
-        </w:rPr>
-        <w:t>Upon move-in, the Tenant shall bear sole responsibility for any personal injury to themselves or any third party resulting from the Tenant's actions. The Landlord shall not be held liable for any such injuries or related claims for compensation.</w:t>
-      </w:r>
-    </w:p>
-    <w:p>
-      <w:pPr>
-        <w:pStyle w:val="18"/>
-        <w:rPr>
-          <w:rFonts w:ascii="Arial Unicode MS" w:hAnsi="Arial Unicode MS" w:eastAsia="Arial Unicode MS" w:cs="Arial Unicode MS"/>
-          <w:b/>
-          <w:bCs/>
-          <w:color w:val="17365D"/>
-          <w:sz w:val="40"/>
-          <w:szCs w:val="40"/>
+          <w:rFonts w:hint="default"/>
+          <w:b/>
+          <w:bCs/>
+          <w:color w:val="17365D"/>
+          <w:sz w:val="40"/>
+          <w:szCs w:val="40"/>
+        </w:rPr>
+        <w:t>Prior to the tenant's move-in, the owner is responsible for cleaning the room and the air conditioner to ensure proper cleanliness and operation. During the tenancy, the owner shall bear the repair costs for any air conditioner malfunctions (provided the unit has been maintained normally), as well as the cost of refilling the refrigerant. However, any routine cleaning fees not caused by machine malfunction shall be borne by the tenant.</w:t>
+      </w:r>
+    </w:p>
+    <w:p>
+      <w:pPr>
+        <w:pStyle w:val="18"/>
+        <w:rPr>
+          <w:rFonts w:hint="default" w:ascii="Arial Unicode MS" w:hAnsi="Arial Unicode MS" w:eastAsia="Arial Unicode MS" w:cs="Arial Unicode MS"/>
+          <w:b/>
+          <w:bCs/>
+          <w:color w:val="17365D"/>
+          <w:sz w:val="40"/>
+          <w:szCs w:val="40"/>
+          <w:cs w:val="0"/>
+          <w:lang w:val="th-TH" w:bidi="th-TH"/>
         </w:rPr>
       </w:pPr>
       <w:r>
@@ -3034,18 +2671,18 @@
           <w:cs/>
           <w:lang w:val="th-TH" w:bidi="th-TH"/>
         </w:rPr>
-        <w:t>หลังจากที่ผู้เช่าย้ายเข้าพักอาศัย</w:t>
-      </w:r>
-      <w:r>
-        <w:rPr>
-          <w:rFonts w:ascii="Arial Unicode MS" w:hAnsi="Arial Unicode MS" w:eastAsia="Arial Unicode MS" w:cs="Arial Unicode MS"/>
-          <w:b/>
-          <w:bCs/>
-          <w:color w:val="17365D"/>
-          <w:sz w:val="40"/>
-          <w:szCs w:val="40"/>
-          <w:cs/>
-          <w:lang w:bidi="th-TH"/>
+        <w:t>ก่อนที่ผู้เช่าจะย้ายเข้า</w:t>
+      </w:r>
+      <w:r>
+        <w:rPr>
+          <w:rFonts w:hint="default" w:ascii="Arial Unicode MS" w:hAnsi="Arial Unicode MS" w:eastAsia="Arial Unicode MS" w:cs="Arial Unicode MS"/>
+          <w:b/>
+          <w:bCs/>
+          <w:color w:val="17365D"/>
+          <w:sz w:val="40"/>
+          <w:szCs w:val="40"/>
+          <w:cs w:val="0"/>
+          <w:lang w:val="th-TH" w:bidi="th-TH"/>
         </w:rPr>
         <w:t xml:space="preserve"> </w:t>
       </w:r>
@@ -3060,18 +2697,18 @@
           <w:cs/>
           <w:lang w:val="th-TH" w:bidi="th-TH"/>
         </w:rPr>
-        <w:t>ผู้เช่าจะต้องรับผิดชอบแต่เพียงผู้เดียวต่อการบาดเจ็บทางร่างกายใดๆ</w:t>
-      </w:r>
-      <w:r>
-        <w:rPr>
-          <w:rFonts w:ascii="Arial Unicode MS" w:hAnsi="Arial Unicode MS" w:eastAsia="Arial Unicode MS" w:cs="Arial Unicode MS"/>
-          <w:b/>
-          <w:bCs/>
-          <w:color w:val="17365D"/>
-          <w:sz w:val="40"/>
-          <w:szCs w:val="40"/>
-          <w:cs/>
-          <w:lang w:bidi="th-TH"/>
+        <w:t>เจ้าของห้องมีหน้าที่รับผิดชอบในการทำความสะอาดห้องพักและล้างเครื่องปรับอากาศ</w:t>
+      </w:r>
+      <w:r>
+        <w:rPr>
+          <w:rFonts w:hint="default" w:ascii="Arial Unicode MS" w:hAnsi="Arial Unicode MS" w:eastAsia="Arial Unicode MS" w:cs="Arial Unicode MS"/>
+          <w:b/>
+          <w:bCs/>
+          <w:color w:val="17365D"/>
+          <w:sz w:val="40"/>
+          <w:szCs w:val="40"/>
+          <w:cs w:val="0"/>
+          <w:lang w:val="th-TH" w:bidi="th-TH"/>
         </w:rPr>
         <w:t xml:space="preserve"> </w:t>
       </w:r>
@@ -3086,18 +2723,46 @@
           <w:cs/>
           <w:lang w:val="th-TH" w:bidi="th-TH"/>
         </w:rPr>
-        <w:t>ที่เกิดขึ้นกับตนเองหรือบุคคลที่สาม</w:t>
-      </w:r>
-      <w:r>
-        <w:rPr>
-          <w:rFonts w:ascii="Arial Unicode MS" w:hAnsi="Arial Unicode MS" w:eastAsia="Arial Unicode MS" w:cs="Arial Unicode MS"/>
-          <w:b/>
-          <w:bCs/>
-          <w:color w:val="17365D"/>
-          <w:sz w:val="40"/>
-          <w:szCs w:val="40"/>
-          <w:cs/>
-          <w:lang w:bidi="th-TH"/>
+        <w:t>เพื่อให้มั่นใจว่าห้องมีความสะอาดและอุปกรณ์พร้อมใช้งานตามปกติ</w:t>
+      </w:r>
+    </w:p>
+    <w:p>
+      <w:pPr>
+        <w:pStyle w:val="18"/>
+        <w:rPr>
+          <w:rFonts w:hint="default" w:ascii="Arial Unicode MS" w:hAnsi="Arial Unicode MS" w:eastAsia="Arial Unicode MS" w:cs="Arial Unicode MS"/>
+          <w:b/>
+          <w:bCs/>
+          <w:color w:val="17365D"/>
+          <w:sz w:val="40"/>
+          <w:szCs w:val="40"/>
+          <w:cs w:val="0"/>
+          <w:lang w:val="th-TH" w:bidi="th-TH"/>
+        </w:rPr>
+      </w:pPr>
+      <w:r>
+        <w:rPr>
+          <w:rFonts w:hint="cs" w:ascii="Arial Unicode MS" w:hAnsi="Arial Unicode MS" w:eastAsia="Arial Unicode MS" w:cs="Arial Unicode MS"/>
+          <w:b/>
+          <w:bCs/>
+          <w:color w:val="17365D"/>
+          <w:sz w:val="40"/>
+          <w:szCs w:val="40"/>
+          <w:cs/>
+          <w:lang w:val="th-TH" w:bidi="th-TH"/>
+        </w:rPr>
+        <w:t>ในระหว่างระยะเวลาเช่า</w:t>
+      </w:r>
+      <w:r>
+        <w:rPr>
+          <w:rFonts w:hint="default" w:ascii="Arial Unicode MS" w:hAnsi="Arial Unicode MS" w:eastAsia="Arial Unicode MS" w:cs="Arial Unicode MS"/>
+          <w:b/>
+          <w:bCs/>
+          <w:color w:val="17365D"/>
+          <w:sz w:val="40"/>
+          <w:szCs w:val="40"/>
+          <w:cs w:val="0"/>
+          <w:lang w:val="th-TH" w:bidi="th-TH"/>
         </w:rPr>
         <w:t xml:space="preserve"> </w:t>
       </w:r>
@@ -3112,20 +2777,20 @@
           <w:cs/>
           <w:lang w:val="th-TH" w:bidi="th-TH"/>
         </w:rPr>
-        <w:t>ซึ่งเป็นผลมาจากการกระทำของผู้เช่า</w:t>
-      </w:r>
-      <w:r>
-        <w:rPr>
-          <w:rFonts w:ascii="Arial Unicode MS" w:hAnsi="Arial Unicode MS" w:eastAsia="Arial Unicode MS" w:cs="Arial Unicode MS"/>
-          <w:b/>
-          <w:bCs/>
-          <w:color w:val="17365D"/>
-          <w:sz w:val="40"/>
-          <w:szCs w:val="40"/>
-          <w:cs/>
-          <w:lang w:bidi="th-TH"/>
-        </w:rPr>
-        <w:t xml:space="preserve"> </w:t>
+        <w:t>เจ้าของห้องจะเป็นผู้รับผิดชอบค่าใช้จ่ายในการซ่อมแซมในกรณีที่เครื่องปรับอากาศทำงานผิดปกติหรือชำรุด</w:t>
+      </w:r>
+      <w:r>
+        <w:rPr>
+          <w:rFonts w:hint="default" w:ascii="Arial Unicode MS" w:hAnsi="Arial Unicode MS" w:eastAsia="Arial Unicode MS" w:cs="Arial Unicode MS"/>
+          <w:b/>
+          <w:bCs/>
+          <w:color w:val="17365D"/>
+          <w:sz w:val="40"/>
+          <w:szCs w:val="40"/>
+          <w:cs w:val="0"/>
+          <w:lang w:val="th-TH" w:bidi="th-TH"/>
+        </w:rPr>
+        <w:t xml:space="preserve"> (</w:t>
       </w:r>
       <w:r>
         <w:rPr>
@@ -3138,20 +2803,20 @@
           <w:cs/>
           <w:lang w:val="th-TH" w:bidi="th-TH"/>
         </w:rPr>
-        <w:t>ทั้งนี้</w:t>
-      </w:r>
-      <w:r>
-        <w:rPr>
-          <w:rFonts w:ascii="Arial Unicode MS" w:hAnsi="Arial Unicode MS" w:eastAsia="Arial Unicode MS" w:cs="Arial Unicode MS"/>
-          <w:b/>
-          <w:bCs/>
-          <w:color w:val="17365D"/>
-          <w:sz w:val="40"/>
-          <w:szCs w:val="40"/>
-          <w:cs/>
-          <w:lang w:bidi="th-TH"/>
-        </w:rPr>
-        <w:t xml:space="preserve"> </w:t>
+        <w:t>ภายใต้เงื่อนไขว่ามีการใช้งานและดูแลรักษาตามปกติ</w:t>
+      </w:r>
+      <w:r>
+        <w:rPr>
+          <w:rFonts w:hint="default" w:ascii="Arial Unicode MS" w:hAnsi="Arial Unicode MS" w:eastAsia="Arial Unicode MS" w:cs="Arial Unicode MS"/>
+          <w:b/>
+          <w:bCs/>
+          <w:color w:val="17365D"/>
+          <w:sz w:val="40"/>
+          <w:szCs w:val="40"/>
+          <w:cs w:val="0"/>
+          <w:lang w:val="th-TH" w:bidi="th-TH"/>
+        </w:rPr>
+        <w:t xml:space="preserve">) </w:t>
       </w:r>
       <w:r>
         <w:rPr>
@@ -3164,167 +2829,744 @@
           <w:cs/>
           <w:lang w:val="th-TH" w:bidi="th-TH"/>
         </w:rPr>
-        <w:t>ผู้ให้เช่าจะไม่ต้องรับผิดชอบต่อการบาดเจ็บดังกล่าวหรือข้อเรียกร้องค่าสินไหมทดแทนใดๆ</w:t>
-      </w:r>
-      <w:r>
-        <w:rPr>
-          <w:rFonts w:ascii="Arial Unicode MS" w:hAnsi="Arial Unicode MS" w:eastAsia="Arial Unicode MS" w:cs="Arial Unicode MS"/>
-          <w:b/>
-          <w:bCs/>
-          <w:color w:val="17365D"/>
-          <w:sz w:val="40"/>
-          <w:szCs w:val="40"/>
-          <w:cs/>
-          <w:lang w:bidi="th-TH"/>
-        </w:rPr>
-        <w:t xml:space="preserve"> </w:t>
-      </w:r>
-      <w:r>
-        <w:rPr>
-          <w:rFonts w:hint="cs" w:ascii="Arial Unicode MS" w:hAnsi="Arial Unicode MS" w:eastAsia="Arial Unicode MS" w:cs="Arial Unicode MS"/>
-          <w:b/>
-          <w:bCs/>
-          <w:color w:val="17365D"/>
-          <w:sz w:val="40"/>
-          <w:szCs w:val="40"/>
-          <w:cs/>
-          <w:lang w:val="th-TH" w:bidi="th-TH"/>
-        </w:rPr>
-        <w:t>ที่เกี่ยวข้องทั้งสิ้น</w:t>
-      </w:r>
-    </w:p>
-    <w:p>
-      <w:pPr>
-        <w:pStyle w:val="18"/>
-        <w:rPr>
-          <w:b/>
-          <w:bCs/>
-          <w:color w:val="17365D"/>
-          <w:sz w:val="40"/>
-          <w:szCs w:val="40"/>
-        </w:rPr>
-      </w:pPr>
-      <w:r>
-        <w:rPr>
-          <w:b/>
-          <w:bCs/>
-          <w:color w:val="17365D"/>
-          <w:sz w:val="40"/>
-          <w:szCs w:val="40"/>
-        </w:rPr>
-        <w:t>Landlord Signature:</w:t>
-      </w:r>
-    </w:p>
-    <w:p>
-      <w:pPr>
-        <w:pStyle w:val="18"/>
-        <w:rPr>
-          <w:b/>
-          <w:bCs/>
-          <w:color w:val="17365D"/>
-          <w:sz w:val="40"/>
-          <w:szCs w:val="40"/>
-          <w:lang w:eastAsia="zh-CN"/>
-        </w:rPr>
-      </w:pPr>
-      <w:r>
-        <w:rPr>
-          <w:b/>
-          <w:bCs/>
-          <w:color w:val="17365D"/>
-          <w:sz w:val="40"/>
-          <w:szCs w:val="40"/>
-        </w:rPr>
-        <w:t>__________________________</w:t>
-      </w:r>
-    </w:p>
-    <w:p>
-      <w:pPr>
-        <w:pStyle w:val="18"/>
-        <w:rPr>
-          <w:b/>
-          <w:bCs/>
-          <w:color w:val="17365D"/>
-          <w:sz w:val="40"/>
-          <w:szCs w:val="40"/>
-        </w:rPr>
-      </w:pPr>
-      <w:r>
-        <w:rPr>
-          <w:b/>
-          <w:bCs/>
-          <w:color w:val="17365D"/>
-          <w:sz w:val="40"/>
-          <w:szCs w:val="40"/>
-        </w:rPr>
-        <w:t>Tenant Signature:</w:t>
-      </w:r>
-    </w:p>
-    <w:p>
-      <w:pPr>
-        <w:pStyle w:val="18"/>
-        <w:rPr>
-          <w:b/>
-          <w:bCs/>
-          <w:color w:val="17365D"/>
-          <w:sz w:val="40"/>
-          <w:szCs w:val="40"/>
-        </w:rPr>
-      </w:pPr>
-      <w:r>
-        <w:rPr>
-          <w:b/>
-          <w:bCs/>
-          <w:color w:val="17365D"/>
-          <w:sz w:val="40"/>
-          <w:szCs w:val="40"/>
-        </w:rPr>
-        <w:t>__________________________</w:t>
-      </w:r>
-    </w:p>
-    <w:p>
-      <w:pPr>
-        <w:pStyle w:val="18"/>
-        <w:rPr>
-          <w:rFonts w:hint="eastAsia"/>
-          <w:b/>
-          <w:bCs/>
-          <w:color w:val="17365D"/>
-          <w:sz w:val="40"/>
-          <w:szCs w:val="40"/>
-          <w:lang w:val="en-US" w:eastAsia="zh-CN"/>
-        </w:rPr>
-      </w:pPr>
-    </w:p>
-    <w:p>
-      <w:pPr>
-        <w:pStyle w:val="18"/>
-        <w:rPr>
-          <w:rFonts w:hint="eastAsia"/>
-          <w:b/>
-          <w:bCs/>
-          <w:color w:val="17365D"/>
-          <w:sz w:val="40"/>
-          <w:szCs w:val="40"/>
-          <w:lang w:val="en-US" w:eastAsia="zh-CN"/>
-        </w:rPr>
-      </w:pPr>
-    </w:p>
-    <w:p>
-      <w:pPr>
-        <w:pStyle w:val="18"/>
-        <w:rPr>
-          <w:rFonts w:hint="default"/>
-          <w:b/>
-          <w:bCs/>
-          <w:color w:val="17365D"/>
-          <w:sz w:val="40"/>
-          <w:szCs w:val="40"/>
-          <w:lang w:val="en-US"/>
-        </w:rPr>
-      </w:pPr>
+        <w:t>รวมถึงรับผิดชอบค่าใช้จ่ายในการเติมน้ำยาแอร์</w:t>
+      </w:r>
       <w:bookmarkStart w:id="0" w:name="_GoBack"/>
       <w:bookmarkEnd w:id="0"/>
+    </w:p>
+    <w:p>
+      <w:pPr>
+        <w:pStyle w:val="18"/>
+        <w:rPr>
+          <w:rFonts w:ascii="Arial Unicode MS" w:hAnsi="Arial Unicode MS" w:eastAsia="Arial Unicode MS" w:cs="Arial Unicode MS"/>
+          <w:b/>
+          <w:bCs/>
+          <w:color w:val="17365D"/>
+          <w:sz w:val="40"/>
+          <w:szCs w:val="40"/>
+          <w:cs w:val="0"/>
+          <w:lang w:val="th-TH" w:eastAsia="zh-CN" w:bidi="th-TH"/>
+        </w:rPr>
+      </w:pPr>
+      <w:r>
+        <w:rPr>
+          <w:rFonts w:hint="cs" w:ascii="Arial Unicode MS" w:hAnsi="Arial Unicode MS" w:eastAsia="Arial Unicode MS" w:cs="Arial Unicode MS"/>
+          <w:b/>
+          <w:bCs/>
+          <w:color w:val="17365D"/>
+          <w:sz w:val="40"/>
+          <w:szCs w:val="40"/>
+          <w:cs/>
+          <w:lang w:val="th-TH" w:bidi="th-TH"/>
+        </w:rPr>
+        <w:t>อย่างไรก็ตาม</w:t>
+      </w:r>
+      <w:r>
+        <w:rPr>
+          <w:rFonts w:hint="default" w:ascii="Arial Unicode MS" w:hAnsi="Arial Unicode MS" w:eastAsia="Arial Unicode MS" w:cs="Arial Unicode MS"/>
+          <w:b/>
+          <w:bCs/>
+          <w:color w:val="17365D"/>
+          <w:sz w:val="40"/>
+          <w:szCs w:val="40"/>
+          <w:cs w:val="0"/>
+          <w:lang w:val="th-TH" w:bidi="th-TH"/>
+        </w:rPr>
+        <w:t xml:space="preserve"> </w:t>
+      </w:r>
+      <w:r>
+        <w:rPr>
+          <w:rFonts w:hint="cs" w:ascii="Arial Unicode MS" w:hAnsi="Arial Unicode MS" w:eastAsia="Arial Unicode MS" w:cs="Arial Unicode MS"/>
+          <w:b/>
+          <w:bCs/>
+          <w:color w:val="17365D"/>
+          <w:sz w:val="40"/>
+          <w:szCs w:val="40"/>
+          <w:cs/>
+          <w:lang w:val="th-TH" w:bidi="th-TH"/>
+        </w:rPr>
+        <w:t>ค่าใช้จ่ายในการล้างเครื่องปรับอากาศเพื่อทำความสะอาดตามรอบปกติ</w:t>
+      </w:r>
+      <w:r>
+        <w:rPr>
+          <w:rFonts w:hint="default" w:ascii="Arial Unicode MS" w:hAnsi="Arial Unicode MS" w:eastAsia="Arial Unicode MS" w:cs="Arial Unicode MS"/>
+          <w:b/>
+          <w:bCs/>
+          <w:color w:val="17365D"/>
+          <w:sz w:val="40"/>
+          <w:szCs w:val="40"/>
+          <w:cs w:val="0"/>
+          <w:lang w:val="th-TH" w:bidi="th-TH"/>
+        </w:rPr>
+        <w:t xml:space="preserve"> </w:t>
+      </w:r>
+      <w:r>
+        <w:rPr>
+          <w:rFonts w:hint="cs" w:ascii="Arial Unicode MS" w:hAnsi="Arial Unicode MS" w:eastAsia="Arial Unicode MS" w:cs="Arial Unicode MS"/>
+          <w:b/>
+          <w:bCs/>
+          <w:color w:val="17365D"/>
+          <w:sz w:val="40"/>
+          <w:szCs w:val="40"/>
+          <w:cs/>
+          <w:lang w:val="th-TH" w:bidi="th-TH"/>
+        </w:rPr>
+        <w:t>ที่ไม่ได้เกิดจากความผิดปกติของตัวเครื่อง</w:t>
+      </w:r>
+      <w:r>
+        <w:rPr>
+          <w:rFonts w:hint="default" w:ascii="Arial Unicode MS" w:hAnsi="Arial Unicode MS" w:eastAsia="Arial Unicode MS" w:cs="Arial Unicode MS"/>
+          <w:b/>
+          <w:bCs/>
+          <w:color w:val="17365D"/>
+          <w:sz w:val="40"/>
+          <w:szCs w:val="40"/>
+          <w:cs w:val="0"/>
+          <w:lang w:val="th-TH" w:bidi="th-TH"/>
+        </w:rPr>
+        <w:t xml:space="preserve"> </w:t>
+      </w:r>
+      <w:r>
+        <w:rPr>
+          <w:rFonts w:hint="cs" w:ascii="Arial Unicode MS" w:hAnsi="Arial Unicode MS" w:eastAsia="Arial Unicode MS" w:cs="Arial Unicode MS"/>
+          <w:b/>
+          <w:bCs/>
+          <w:color w:val="17365D"/>
+          <w:sz w:val="40"/>
+          <w:szCs w:val="40"/>
+          <w:cs/>
+          <w:lang w:val="th-TH" w:bidi="th-TH"/>
+        </w:rPr>
+        <w:t>ให้ตกเป็นความรับผิดชอบของผ</w:t>
+      </w:r>
+    </w:p>
+    <w:p>
+      <w:pPr>
+        <w:pStyle w:val="18"/>
+        <w:rPr>
+          <w:b/>
+          <w:bCs/>
+          <w:color w:val="17365D"/>
+          <w:sz w:val="40"/>
+          <w:szCs w:val="40"/>
+          <w:lang w:eastAsia="zh-CN"/>
+        </w:rPr>
+      </w:pPr>
+    </w:p>
+    <w:p>
+      <w:pPr>
+        <w:pStyle w:val="18"/>
+        <w:rPr>
+          <w:b/>
+          <w:bCs/>
+          <w:color w:val="17365D"/>
+          <w:sz w:val="40"/>
+          <w:szCs w:val="40"/>
+        </w:rPr>
+      </w:pPr>
+      <w:r>
+        <w:rPr>
+          <w:b/>
+          <w:bCs/>
+          <w:color w:val="17365D"/>
+          <w:sz w:val="40"/>
+          <w:szCs w:val="40"/>
+        </w:rPr>
+        <w:t>12. Comply with property management regulations</w:t>
+      </w:r>
+    </w:p>
+    <w:p>
+      <w:pPr>
+        <w:pStyle w:val="18"/>
+        <w:rPr>
+          <w:b/>
+          <w:bCs/>
+          <w:color w:val="17365D"/>
+          <w:sz w:val="40"/>
+          <w:szCs w:val="40"/>
+        </w:rPr>
+      </w:pPr>
+      <w:r>
+        <w:rPr>
+          <w:b/>
+          <w:bCs/>
+          <w:color w:val="17365D"/>
+          <w:sz w:val="40"/>
+          <w:szCs w:val="40"/>
+        </w:rPr>
+        <w:t>Tenants need to abide by Juristic's management regulations and regulations regarding the use of common areas. The tenant shall not cause nuisance or disturbance to neighbors.</w:t>
+      </w:r>
+    </w:p>
+    <w:p>
+      <w:pPr>
+        <w:pStyle w:val="18"/>
+        <w:rPr>
+          <w:rFonts w:ascii="Arial Unicode MS" w:hAnsi="Arial Unicode MS" w:eastAsia="Arial Unicode MS" w:cs="Arial Unicode MS"/>
+          <w:b/>
+          <w:bCs/>
+          <w:color w:val="17365D"/>
+          <w:sz w:val="40"/>
+          <w:szCs w:val="40"/>
+          <w:lang w:eastAsia="zh-CN"/>
+        </w:rPr>
+      </w:pPr>
+      <w:r>
+        <w:rPr>
+          <w:rFonts w:ascii="Arial Unicode MS" w:hAnsi="Arial Unicode MS" w:eastAsia="Arial Unicode MS" w:cs="Arial Unicode MS"/>
+          <w:b/>
+          <w:bCs/>
+          <w:color w:val="17365D"/>
+          <w:sz w:val="40"/>
+          <w:szCs w:val="40"/>
+          <w:cs/>
+          <w:lang w:val="th-TH" w:bidi="th-TH"/>
+        </w:rPr>
+        <w:t>ผู้เช่าต้องปฏิบัติตามข้อบังคับการจัดการของนิติบุคคลและกฎระเบียบเกี่ยวกับการใช้พื้นที่ส่วนกลาง ผู้เช่าจะต้องไม่ก่อให้เกิดความรำคาญหรือรบกวนเพื่อนบ้าน</w:t>
+      </w:r>
+    </w:p>
+    <w:p>
+      <w:pPr>
+        <w:pStyle w:val="18"/>
+        <w:rPr>
+          <w:b/>
+          <w:bCs/>
+          <w:color w:val="17365D"/>
+          <w:sz w:val="40"/>
+          <w:szCs w:val="40"/>
+          <w:lang w:eastAsia="zh-CN"/>
+        </w:rPr>
+      </w:pPr>
+    </w:p>
+    <w:p>
+      <w:pPr>
+        <w:pStyle w:val="18"/>
+        <w:rPr>
+          <w:b/>
+          <w:bCs/>
+          <w:color w:val="17365D"/>
+          <w:sz w:val="40"/>
+          <w:szCs w:val="40"/>
+        </w:rPr>
+      </w:pPr>
+      <w:r>
+        <w:rPr>
+          <w:b/>
+          <w:bCs/>
+          <w:color w:val="17365D"/>
+          <w:sz w:val="40"/>
+          <w:szCs w:val="40"/>
+        </w:rPr>
+        <w:t>13. Early termination of contract</w:t>
+      </w:r>
+    </w:p>
+    <w:p>
+      <w:pPr>
+        <w:pStyle w:val="18"/>
+        <w:rPr>
+          <w:b/>
+          <w:bCs/>
+          <w:color w:val="17365D"/>
+          <w:sz w:val="40"/>
+          <w:szCs w:val="40"/>
+        </w:rPr>
+      </w:pPr>
+      <w:r>
+        <w:rPr>
+          <w:b/>
+          <w:bCs/>
+          <w:color w:val="17365D"/>
+          <w:sz w:val="40"/>
+          <w:szCs w:val="40"/>
+        </w:rPr>
+        <w:t>If the tenant terminates the lease early before the expiration date specified in this agreement, the security deposit will not be refunded. If the owner terminates the contract early, the security deposit will be returned to the tenant, and an additional one month's rent will be paid as compensation.</w:t>
+      </w:r>
+    </w:p>
+    <w:p>
+      <w:pPr>
+        <w:pStyle w:val="18"/>
+        <w:rPr>
+          <w:rFonts w:ascii="Arial Unicode MS" w:hAnsi="Arial Unicode MS" w:eastAsia="Arial Unicode MS" w:cs="Arial Unicode MS"/>
+          <w:b/>
+          <w:bCs/>
+          <w:color w:val="17365D"/>
+          <w:sz w:val="40"/>
+          <w:szCs w:val="40"/>
+          <w:lang w:eastAsia="zh-CN"/>
+        </w:rPr>
+      </w:pPr>
+      <w:r>
+        <w:rPr>
+          <w:rFonts w:ascii="Arial Unicode MS" w:hAnsi="Arial Unicode MS" w:eastAsia="Arial Unicode MS" w:cs="Arial Unicode MS"/>
+          <w:b/>
+          <w:bCs/>
+          <w:color w:val="17365D"/>
+          <w:sz w:val="40"/>
+          <w:szCs w:val="40"/>
+          <w:cs/>
+          <w:lang w:val="th-TH" w:bidi="th-TH"/>
+        </w:rPr>
+        <w:t>หากผู้เช่าบอกเลิกสัญญาเช่าก่อนเวลา เงินประกันจะไม่ได้รับคืน หากเจ้าของบอกเลิกสัญญาก่อนเวลา เงินประกันจะถูกคืนให้กับผู้เช่า และจะมีการจ่ายค่าเช่าเพิ่มอีกเดือนหนึ่งเป็นค่าชดเชย</w:t>
+      </w:r>
+    </w:p>
+    <w:p>
+      <w:pPr>
+        <w:pStyle w:val="18"/>
+        <w:rPr>
+          <w:b/>
+          <w:bCs/>
+          <w:color w:val="17365D"/>
+          <w:sz w:val="40"/>
+          <w:szCs w:val="40"/>
+          <w:lang w:eastAsia="zh-CN"/>
+        </w:rPr>
+      </w:pPr>
+    </w:p>
+    <w:p>
+      <w:pPr>
+        <w:pStyle w:val="18"/>
+        <w:rPr>
+          <w:b/>
+          <w:bCs/>
+          <w:color w:val="17365D"/>
+          <w:sz w:val="40"/>
+          <w:szCs w:val="40"/>
+        </w:rPr>
+      </w:pPr>
+      <w:r>
+        <w:rPr>
+          <w:b/>
+          <w:bCs/>
+          <w:color w:val="17365D"/>
+          <w:sz w:val="40"/>
+          <w:szCs w:val="40"/>
+        </w:rPr>
+        <w:t>14. Homeowner visits room</w:t>
+      </w:r>
+    </w:p>
+    <w:p>
+      <w:pPr>
+        <w:pStyle w:val="18"/>
+        <w:rPr>
+          <w:b/>
+          <w:bCs/>
+          <w:color w:val="17365D"/>
+          <w:sz w:val="40"/>
+          <w:szCs w:val="40"/>
+        </w:rPr>
+      </w:pPr>
+      <w:r>
+        <w:rPr>
+          <w:b/>
+          <w:bCs/>
+          <w:color w:val="17365D"/>
+          <w:sz w:val="40"/>
+          <w:szCs w:val="40"/>
+        </w:rPr>
+        <w:t>During the lease period, if the owner needs to visit the room, the owner must obtain the tenant's consent in advance, except in cases of emergency.</w:t>
+      </w:r>
+    </w:p>
+    <w:p>
+      <w:pPr>
+        <w:pStyle w:val="18"/>
+        <w:rPr>
+          <w:rFonts w:ascii="Arial Unicode MS" w:hAnsi="Arial Unicode MS" w:eastAsia="Arial Unicode MS" w:cs="Arial Unicode MS"/>
+          <w:b/>
+          <w:bCs/>
+          <w:color w:val="17365D"/>
+          <w:sz w:val="40"/>
+          <w:szCs w:val="40"/>
+          <w:lang w:eastAsia="zh-CN"/>
+        </w:rPr>
+      </w:pPr>
+      <w:r>
+        <w:rPr>
+          <w:rFonts w:ascii="Arial Unicode MS" w:hAnsi="Arial Unicode MS" w:eastAsia="Arial Unicode MS" w:cs="Arial Unicode MS"/>
+          <w:b/>
+          <w:bCs/>
+          <w:color w:val="17365D"/>
+          <w:sz w:val="40"/>
+          <w:szCs w:val="40"/>
+          <w:cs/>
+          <w:lang w:val="th-TH" w:bidi="th-TH"/>
+        </w:rPr>
+        <w:t>ในช่วงระยะเวลาเช่าหากเจ้าของต้องการเยี่ยมชมห้องต้องได้รับความยินยอมจากผู้เช่าล่วงหน้า ยกเว้นในกรณีฉุกเฉิน</w:t>
+      </w:r>
+    </w:p>
+    <w:p>
+      <w:pPr>
+        <w:pStyle w:val="18"/>
+        <w:rPr>
+          <w:rFonts w:ascii="Arial Unicode MS" w:hAnsi="Arial Unicode MS" w:eastAsia="Arial Unicode MS" w:cs="Arial Unicode MS"/>
+          <w:b/>
+          <w:bCs/>
+          <w:color w:val="17365D"/>
+          <w:sz w:val="40"/>
+          <w:szCs w:val="40"/>
+          <w:lang w:eastAsia="zh-CN"/>
+        </w:rPr>
+      </w:pPr>
+    </w:p>
+    <w:p>
+      <w:pPr>
+        <w:pStyle w:val="18"/>
+        <w:rPr>
+          <w:b/>
+          <w:bCs/>
+          <w:color w:val="17365D"/>
+          <w:sz w:val="40"/>
+          <w:szCs w:val="40"/>
+          <w:lang w:eastAsia="zh-CN"/>
+        </w:rPr>
+      </w:pPr>
+      <w:r>
+        <w:rPr>
+          <w:rFonts w:hint="eastAsia"/>
+          <w:b/>
+          <w:bCs/>
+          <w:color w:val="17365D"/>
+          <w:sz w:val="40"/>
+          <w:szCs w:val="40"/>
+          <w:lang w:eastAsia="zh-CN"/>
+        </w:rPr>
+        <w:t>15 Personal Safety</w:t>
+      </w:r>
+    </w:p>
+    <w:p>
+      <w:pPr>
+        <w:pStyle w:val="18"/>
+        <w:rPr>
+          <w:b/>
+          <w:bCs/>
+          <w:color w:val="17365D"/>
+          <w:sz w:val="40"/>
+          <w:szCs w:val="40"/>
+          <w:lang w:eastAsia="zh-CN"/>
+        </w:rPr>
+      </w:pPr>
+      <w:r>
+        <w:rPr>
+          <w:b/>
+          <w:bCs/>
+          <w:color w:val="17365D"/>
+          <w:sz w:val="40"/>
+          <w:szCs w:val="40"/>
+          <w:lang w:eastAsia="zh-CN"/>
+        </w:rPr>
+        <w:t>Upon move-in, the Tenant shall bear sole responsibility for any personal injury to themselves or any third party resulting from the Tenant's actions. The Landlord shall not be held liable for any such injuries or related claims for compensation.</w:t>
+      </w:r>
+    </w:p>
+    <w:p>
+      <w:pPr>
+        <w:pStyle w:val="18"/>
+        <w:rPr>
+          <w:rFonts w:ascii="Arial Unicode MS" w:hAnsi="Arial Unicode MS" w:eastAsia="Arial Unicode MS" w:cs="Arial Unicode MS"/>
+          <w:b/>
+          <w:bCs/>
+          <w:color w:val="17365D"/>
+          <w:sz w:val="40"/>
+          <w:szCs w:val="40"/>
+        </w:rPr>
+      </w:pPr>
+      <w:r>
+        <w:rPr>
+          <w:rFonts w:hint="cs" w:ascii="Arial Unicode MS" w:hAnsi="Arial Unicode MS" w:eastAsia="Arial Unicode MS" w:cs="Arial Unicode MS"/>
+          <w:b/>
+          <w:bCs/>
+          <w:color w:val="17365D"/>
+          <w:sz w:val="40"/>
+          <w:szCs w:val="40"/>
+          <w:cs/>
+          <w:lang w:val="th-TH" w:bidi="th-TH"/>
+        </w:rPr>
+        <w:t>หลังจากที่ผู้เช่าย้ายเข้าพักอาศัย</w:t>
+      </w:r>
+      <w:r>
+        <w:rPr>
+          <w:rFonts w:ascii="Arial Unicode MS" w:hAnsi="Arial Unicode MS" w:eastAsia="Arial Unicode MS" w:cs="Arial Unicode MS"/>
+          <w:b/>
+          <w:bCs/>
+          <w:color w:val="17365D"/>
+          <w:sz w:val="40"/>
+          <w:szCs w:val="40"/>
+          <w:cs/>
+          <w:lang w:bidi="th-TH"/>
+        </w:rPr>
+        <w:t xml:space="preserve"> </w:t>
+      </w:r>
+      <w:r>
+        <w:rPr>
+          <w:rFonts w:hint="cs" w:ascii="Arial Unicode MS" w:hAnsi="Arial Unicode MS" w:eastAsia="Arial Unicode MS" w:cs="Arial Unicode MS"/>
+          <w:b/>
+          <w:bCs/>
+          <w:color w:val="17365D"/>
+          <w:sz w:val="40"/>
+          <w:szCs w:val="40"/>
+          <w:cs/>
+          <w:lang w:val="th-TH" w:bidi="th-TH"/>
+        </w:rPr>
+        <w:t>ผู้เช่าจะต้องรับผิดชอบแต่เพียงผู้เดียวต่อการบาดเจ็บทางร่างกายใดๆ</w:t>
+      </w:r>
+      <w:r>
+        <w:rPr>
+          <w:rFonts w:ascii="Arial Unicode MS" w:hAnsi="Arial Unicode MS" w:eastAsia="Arial Unicode MS" w:cs="Arial Unicode MS"/>
+          <w:b/>
+          <w:bCs/>
+          <w:color w:val="17365D"/>
+          <w:sz w:val="40"/>
+          <w:szCs w:val="40"/>
+          <w:cs/>
+          <w:lang w:bidi="th-TH"/>
+        </w:rPr>
+        <w:t xml:space="preserve"> </w:t>
+      </w:r>
+      <w:r>
+        <w:rPr>
+          <w:rFonts w:hint="cs" w:ascii="Arial Unicode MS" w:hAnsi="Arial Unicode MS" w:eastAsia="Arial Unicode MS" w:cs="Arial Unicode MS"/>
+          <w:b/>
+          <w:bCs/>
+          <w:color w:val="17365D"/>
+          <w:sz w:val="40"/>
+          <w:szCs w:val="40"/>
+          <w:cs/>
+          <w:lang w:val="th-TH" w:bidi="th-TH"/>
+        </w:rPr>
+        <w:t>ที่เกิดขึ้นกับตนเองหรือบุคคลที่สาม</w:t>
+      </w:r>
+      <w:r>
+        <w:rPr>
+          <w:rFonts w:ascii="Arial Unicode MS" w:hAnsi="Arial Unicode MS" w:eastAsia="Arial Unicode MS" w:cs="Arial Unicode MS"/>
+          <w:b/>
+          <w:bCs/>
+          <w:color w:val="17365D"/>
+          <w:sz w:val="40"/>
+          <w:szCs w:val="40"/>
+          <w:cs/>
+          <w:lang w:bidi="th-TH"/>
+        </w:rPr>
+        <w:t xml:space="preserve"> </w:t>
+      </w:r>
+      <w:r>
+        <w:rPr>
+          <w:rFonts w:hint="cs" w:ascii="Arial Unicode MS" w:hAnsi="Arial Unicode MS" w:eastAsia="Arial Unicode MS" w:cs="Arial Unicode MS"/>
+          <w:b/>
+          <w:bCs/>
+          <w:color w:val="17365D"/>
+          <w:sz w:val="40"/>
+          <w:szCs w:val="40"/>
+          <w:cs/>
+          <w:lang w:val="th-TH" w:bidi="th-TH"/>
+        </w:rPr>
+        <w:t>ซึ่งเป็นผลมาจากการกระทำของผู้เช่า</w:t>
+      </w:r>
+      <w:r>
+        <w:rPr>
+          <w:rFonts w:ascii="Arial Unicode MS" w:hAnsi="Arial Unicode MS" w:eastAsia="Arial Unicode MS" w:cs="Arial Unicode MS"/>
+          <w:b/>
+          <w:bCs/>
+          <w:color w:val="17365D"/>
+          <w:sz w:val="40"/>
+          <w:szCs w:val="40"/>
+          <w:cs/>
+          <w:lang w:bidi="th-TH"/>
+        </w:rPr>
+        <w:t xml:space="preserve"> </w:t>
+      </w:r>
+      <w:r>
+        <w:rPr>
+          <w:rFonts w:hint="cs" w:ascii="Arial Unicode MS" w:hAnsi="Arial Unicode MS" w:eastAsia="Arial Unicode MS" w:cs="Arial Unicode MS"/>
+          <w:b/>
+          <w:bCs/>
+          <w:color w:val="17365D"/>
+          <w:sz w:val="40"/>
+          <w:szCs w:val="40"/>
+          <w:cs/>
+          <w:lang w:val="th-TH" w:bidi="th-TH"/>
+        </w:rPr>
+        <w:t>ทั้งนี้</w:t>
+      </w:r>
+      <w:r>
+        <w:rPr>
+          <w:rFonts w:ascii="Arial Unicode MS" w:hAnsi="Arial Unicode MS" w:eastAsia="Arial Unicode MS" w:cs="Arial Unicode MS"/>
+          <w:b/>
+          <w:bCs/>
+          <w:color w:val="17365D"/>
+          <w:sz w:val="40"/>
+          <w:szCs w:val="40"/>
+          <w:cs/>
+          <w:lang w:bidi="th-TH"/>
+        </w:rPr>
+        <w:t xml:space="preserve"> </w:t>
+      </w:r>
+      <w:r>
+        <w:rPr>
+          <w:rFonts w:hint="cs" w:ascii="Arial Unicode MS" w:hAnsi="Arial Unicode MS" w:eastAsia="Arial Unicode MS" w:cs="Arial Unicode MS"/>
+          <w:b/>
+          <w:bCs/>
+          <w:color w:val="17365D"/>
+          <w:sz w:val="40"/>
+          <w:szCs w:val="40"/>
+          <w:cs/>
+          <w:lang w:val="th-TH" w:bidi="th-TH"/>
+        </w:rPr>
+        <w:t>ผู้ให้เช่าจะไม่ต้องรับผิดชอบต่อการบาดเจ็บดังกล่าวหรือข้อเรียกร้องค่าสินไหมทดแทนใดๆ</w:t>
+      </w:r>
+      <w:r>
+        <w:rPr>
+          <w:rFonts w:ascii="Arial Unicode MS" w:hAnsi="Arial Unicode MS" w:eastAsia="Arial Unicode MS" w:cs="Arial Unicode MS"/>
+          <w:b/>
+          <w:bCs/>
+          <w:color w:val="17365D"/>
+          <w:sz w:val="40"/>
+          <w:szCs w:val="40"/>
+          <w:cs/>
+          <w:lang w:bidi="th-TH"/>
+        </w:rPr>
+        <w:t xml:space="preserve"> </w:t>
+      </w:r>
+      <w:r>
+        <w:rPr>
+          <w:rFonts w:hint="cs" w:ascii="Arial Unicode MS" w:hAnsi="Arial Unicode MS" w:eastAsia="Arial Unicode MS" w:cs="Arial Unicode MS"/>
+          <w:b/>
+          <w:bCs/>
+          <w:color w:val="17365D"/>
+          <w:sz w:val="40"/>
+          <w:szCs w:val="40"/>
+          <w:cs/>
+          <w:lang w:val="th-TH" w:bidi="th-TH"/>
+        </w:rPr>
+        <w:t>ที่เกี่ยวข้องทั้งสิ้น</w:t>
+      </w:r>
+    </w:p>
+    <w:p>
+      <w:pPr>
+        <w:pStyle w:val="18"/>
+        <w:rPr>
+          <w:b/>
+          <w:bCs/>
+          <w:color w:val="17365D"/>
+          <w:sz w:val="40"/>
+          <w:szCs w:val="40"/>
+        </w:rPr>
+      </w:pPr>
+      <w:r>
+        <w:rPr>
+          <w:b/>
+          <w:bCs/>
+          <w:color w:val="17365D"/>
+          <w:sz w:val="40"/>
+          <w:szCs w:val="40"/>
+        </w:rPr>
+        <w:t>Landlord Signature:</w:t>
+      </w:r>
+    </w:p>
+    <w:p>
+      <w:pPr>
+        <w:pStyle w:val="18"/>
+        <w:rPr>
+          <w:b/>
+          <w:bCs/>
+          <w:color w:val="17365D"/>
+          <w:sz w:val="40"/>
+          <w:szCs w:val="40"/>
+          <w:lang w:eastAsia="zh-CN"/>
+        </w:rPr>
+      </w:pPr>
+      <w:r>
+        <w:rPr>
+          <w:b/>
+          <w:bCs/>
+          <w:color w:val="17365D"/>
+          <w:sz w:val="40"/>
+          <w:szCs w:val="40"/>
+        </w:rPr>
+        <w:t>__________________________</w:t>
+      </w:r>
+    </w:p>
+    <w:p>
+      <w:pPr>
+        <w:pStyle w:val="18"/>
+        <w:rPr>
+          <w:b/>
+          <w:bCs/>
+          <w:color w:val="17365D"/>
+          <w:sz w:val="40"/>
+          <w:szCs w:val="40"/>
+        </w:rPr>
+      </w:pPr>
+      <w:r>
+        <w:rPr>
+          <w:b/>
+          <w:bCs/>
+          <w:color w:val="17365D"/>
+          <w:sz w:val="40"/>
+          <w:szCs w:val="40"/>
+        </w:rPr>
+        <w:t>Tenant Signature:</w:t>
+      </w:r>
+    </w:p>
+    <w:p>
+      <w:pPr>
+        <w:pStyle w:val="18"/>
+        <w:rPr>
+          <w:b/>
+          <w:bCs/>
+          <w:color w:val="17365D"/>
+          <w:sz w:val="40"/>
+          <w:szCs w:val="40"/>
+        </w:rPr>
+      </w:pPr>
+      <w:r>
+        <w:rPr>
+          <w:b/>
+          <w:bCs/>
+          <w:color w:val="17365D"/>
+          <w:sz w:val="40"/>
+          <w:szCs w:val="40"/>
+        </w:rPr>
+        <w:t>__________________________</w:t>
+      </w:r>
+    </w:p>
+    <w:p>
+      <w:pPr>
+        <w:pStyle w:val="18"/>
+        <w:rPr>
+          <w:rFonts w:hint="eastAsia"/>
+          <w:b/>
+          <w:bCs/>
+          <w:color w:val="17365D"/>
+          <w:sz w:val="40"/>
+          <w:szCs w:val="40"/>
+          <w:lang w:val="en-US" w:eastAsia="zh-CN"/>
+        </w:rPr>
+      </w:pPr>
+    </w:p>
+    <w:p>
+      <w:pPr>
+        <w:pStyle w:val="18"/>
+        <w:rPr>
+          <w:rFonts w:hint="eastAsia"/>
+          <w:b/>
+          <w:bCs/>
+          <w:color w:val="17365D"/>
+          <w:sz w:val="40"/>
+          <w:szCs w:val="40"/>
+          <w:lang w:val="en-US" w:eastAsia="zh-CN"/>
+        </w:rPr>
+      </w:pPr>
+    </w:p>
+    <w:p>
+      <w:pPr>
+        <w:pStyle w:val="18"/>
+        <w:rPr>
+          <w:rFonts w:hint="default"/>
+          <w:b/>
+          <w:bCs/>
+          <w:color w:val="17365D"/>
+          <w:sz w:val="40"/>
+          <w:szCs w:val="40"/>
+          <w:lang w:val="en-US"/>
+        </w:rPr>
+      </w:pPr>
       <w:r>
         <w:rPr>
           <w:rFonts w:hint="eastAsia"/>
